--- a/doc/отчет_2.docx
+++ b/doc/отчет_2.docx
@@ -796,6 +796,27 @@
         </w:rPr>
         <w:t xml:space="preserve">: </w:t>
       </w:r>
+      <w:hyperlink r:id="rId7" w:history="1">
+        <w:r>
+          <w:rPr>
+            <w:rStyle w:val="ac"/>
+            <w:rFonts w:ascii="Times New Roman" w:eastAsia="Times New Roman" w:hAnsi="Times New Roman" w:cs="Times New Roman"/>
+            <w:sz w:val="28"/>
+            <w:szCs w:val="28"/>
+            <w:lang w:val="ru-RU"/>
+          </w:rPr>
+          <w:t>https://github.com/luft15/Books-club</w:t>
+        </w:r>
+      </w:hyperlink>
+      <w:r>
+        <w:rPr>
+          <w:rFonts w:ascii="Times New Roman" w:eastAsia="Times New Roman" w:hAnsi="Times New Roman" w:cs="Times New Roman"/>
+          <w:sz w:val="28"/>
+          <w:szCs w:val="28"/>
+          <w:lang w:val="ru-RU"/>
+        </w:rPr>
+        <w:t xml:space="preserve"> </w:t>
+      </w:r>
     </w:p>
     <w:p>
       <w:pPr>
@@ -1224,7 +1245,7 @@
                     <pic:cNvPicPr/>
                   </pic:nvPicPr>
                   <pic:blipFill>
-                    <a:blip r:embed="rId7"/>
+                    <a:blip r:embed="rId8"/>
                     <a:stretch>
                       <a:fillRect/>
                     </a:stretch>
@@ -1297,7 +1318,7 @@
                     <pic:cNvPicPr/>
                   </pic:nvPicPr>
                   <pic:blipFill>
-                    <a:blip r:embed="rId8"/>
+                    <a:blip r:embed="rId9"/>
                     <a:stretch>
                       <a:fillRect/>
                     </a:stretch>
@@ -1371,7 +1392,7 @@
                     <pic:cNvPicPr/>
                   </pic:nvPicPr>
                   <pic:blipFill>
-                    <a:blip r:embed="rId9"/>
+                    <a:blip r:embed="rId10"/>
                     <a:stretch>
                       <a:fillRect/>
                     </a:stretch>
@@ -1508,7 +1529,7 @@
                     <pic:cNvPicPr/>
                   </pic:nvPicPr>
                   <pic:blipFill>
-                    <a:blip r:embed="rId10"/>
+                    <a:blip r:embed="rId11"/>
                     <a:stretch>
                       <a:fillRect/>
                     </a:stretch>
@@ -1650,7 +1671,7 @@
                     <pic:cNvPicPr/>
                   </pic:nvPicPr>
                   <pic:blipFill>
-                    <a:blip r:embed="rId11"/>
+                    <a:blip r:embed="rId12"/>
                     <a:stretch>
                       <a:fillRect/>
                     </a:stretch>
@@ -1734,7 +1755,7 @@
                     <pic:cNvPicPr/>
                   </pic:nvPicPr>
                   <pic:blipFill>
-                    <a:blip r:embed="rId12"/>
+                    <a:blip r:embed="rId13"/>
                     <a:stretch>
                       <a:fillRect/>
                     </a:stretch>
@@ -2006,7 +2027,7 @@
                     <pic:cNvPicPr/>
                   </pic:nvPicPr>
                   <pic:blipFill>
-                    <a:blip r:embed="rId13"/>
+                    <a:blip r:embed="rId14"/>
                     <a:stretch>
                       <a:fillRect/>
                     </a:stretch>
@@ -2059,16 +2080,15 @@
       <w:r>
         <w:rPr>
           <w:rFonts w:ascii="Times New Roman" w:eastAsia="Times New Roman" w:hAnsi="Times New Roman" w:cs="Times New Roman"/>
-          <w:noProof/>
           <w:sz w:val="28"/>
           <w:szCs w:val="28"/>
           <w:lang w:val="ru-RU"/>
         </w:rPr>
         <w:drawing>
-          <wp:inline distT="0" distB="0" distL="0" distR="0" wp14:anchorId="34BC90FC" wp14:editId="4112F597">
-            <wp:extent cx="5553850" cy="5887272"/>
-            <wp:effectExtent l="0" t="0" r="8890" b="0"/>
-            <wp:docPr id="1018842259" name="Рисунок 1"/>
+          <wp:inline distT="0" distB="0" distL="0" distR="0" wp14:anchorId="20DE7502" wp14:editId="2894824B">
+            <wp:extent cx="5940425" cy="1687195"/>
+            <wp:effectExtent l="0" t="0" r="3175" b="8255"/>
+            <wp:docPr id="765801592" name="Рисунок 1"/>
             <wp:cNvGraphicFramePr>
               <a:graphicFrameLocks xmlns:a="http://schemas.openxmlformats.org/drawingml/2006/main" noChangeAspect="1"/>
             </wp:cNvGraphicFramePr>
@@ -2076,99 +2096,7 @@
               <a:graphicData uri="http://schemas.openxmlformats.org/drawingml/2006/picture">
                 <pic:pic xmlns:pic="http://schemas.openxmlformats.org/drawingml/2006/picture">
                   <pic:nvPicPr>
-                    <pic:cNvPr id="1018842259" name=""/>
-                    <pic:cNvPicPr/>
-                  </pic:nvPicPr>
-                  <pic:blipFill>
-                    <a:blip r:embed="rId14"/>
-                    <a:stretch>
-                      <a:fillRect/>
-                    </a:stretch>
-                  </pic:blipFill>
-                  <pic:spPr>
-                    <a:xfrm>
-                      <a:off x="0" y="0"/>
-                      <a:ext cx="5553850" cy="5887272"/>
-                    </a:xfrm>
-                    <a:prstGeom prst="rect">
-                      <a:avLst/>
-                    </a:prstGeom>
-                  </pic:spPr>
-                </pic:pic>
-              </a:graphicData>
-            </a:graphic>
-          </wp:inline>
-        </w:drawing>
-      </w:r>
-    </w:p>
-    <w:p>
-      <w:pPr>
-        <w:rPr>
-          <w:rFonts w:ascii="Times New Roman" w:eastAsia="Times New Roman" w:hAnsi="Times New Roman" w:cs="Times New Roman"/>
-          <w:sz w:val="28"/>
-          <w:szCs w:val="28"/>
-          <w:lang w:val="ru-RU"/>
-        </w:rPr>
-      </w:pPr>
-      <w:r>
-        <w:rPr>
-          <w:rFonts w:ascii="Times New Roman" w:eastAsia="Times New Roman" w:hAnsi="Times New Roman" w:cs="Times New Roman"/>
-          <w:sz w:val="28"/>
-          <w:szCs w:val="28"/>
-          <w:lang w:val="ru-RU"/>
-        </w:rPr>
-        <w:t xml:space="preserve">Модели (все написаны на чистом </w:t>
-      </w:r>
-      <w:r>
-        <w:rPr>
-          <w:rFonts w:ascii="Times New Roman" w:eastAsia="Times New Roman" w:hAnsi="Times New Roman" w:cs="Times New Roman"/>
-          <w:sz w:val="28"/>
-          <w:szCs w:val="28"/>
-          <w:lang w:val="en-US"/>
-        </w:rPr>
-        <w:t>SQL</w:t>
-      </w:r>
-      <w:r>
-        <w:rPr>
-          <w:rFonts w:ascii="Times New Roman" w:eastAsia="Times New Roman" w:hAnsi="Times New Roman" w:cs="Times New Roman"/>
-          <w:sz w:val="28"/>
-          <w:szCs w:val="28"/>
-          <w:lang w:val="ru-RU"/>
-        </w:rPr>
-        <w:t>):</w:t>
-      </w:r>
-    </w:p>
-    <w:p>
-      <w:pPr>
-        <w:rPr>
-          <w:rFonts w:ascii="Times New Roman" w:eastAsia="Times New Roman" w:hAnsi="Times New Roman" w:cs="Times New Roman"/>
-          <w:sz w:val="28"/>
-          <w:szCs w:val="28"/>
-          <w:lang w:val="en-US"/>
-        </w:rPr>
-      </w:pPr>
-      <w:r>
-        <w:rPr>
-          <w:rFonts w:ascii="Times New Roman" w:eastAsia="Times New Roman" w:hAnsi="Times New Roman" w:cs="Times New Roman"/>
-          <w:noProof/>
-          <w:sz w:val="28"/>
-          <w:szCs w:val="28"/>
-          <w:lang w:val="ru-RU"/>
-        </w:rPr>
-        <w:lastRenderedPageBreak/>
-        <w:drawing>
-          <wp:inline distT="0" distB="0" distL="0" distR="0" wp14:anchorId="0930E759" wp14:editId="72B4F7FD">
-            <wp:extent cx="3684046" cy="5286639"/>
-            <wp:effectExtent l="0" t="0" r="0" b="0"/>
-            <wp:docPr id="1835972549" name="Рисунок 1"/>
-            <wp:cNvGraphicFramePr>
-              <a:graphicFrameLocks xmlns:a="http://schemas.openxmlformats.org/drawingml/2006/main" noChangeAspect="1"/>
-            </wp:cNvGraphicFramePr>
-            <a:graphic xmlns:a="http://schemas.openxmlformats.org/drawingml/2006/main">
-              <a:graphicData uri="http://schemas.openxmlformats.org/drawingml/2006/picture">
-                <pic:pic xmlns:pic="http://schemas.openxmlformats.org/drawingml/2006/picture">
-                  <pic:nvPicPr>
-                    <pic:cNvPr id="1835972549" name=""/>
+                    <pic:cNvPr id="765801592" name=""/>
                     <pic:cNvPicPr/>
                   </pic:nvPicPr>
                   <pic:blipFill>
@@ -2180,7 +2108,7 @@
                   <pic:spPr>
                     <a:xfrm>
                       <a:off x="0" y="0"/>
-                      <a:ext cx="3690781" cy="5296303"/>
+                      <a:ext cx="5940425" cy="1687195"/>
                     </a:xfrm>
                     <a:prstGeom prst="rect">
                       <a:avLst/>
@@ -2199,7 +2127,161 @@
           <w:rFonts w:ascii="Times New Roman" w:eastAsia="Times New Roman" w:hAnsi="Times New Roman" w:cs="Times New Roman"/>
           <w:sz w:val="28"/>
           <w:szCs w:val="28"/>
-          <w:lang w:val="en-US"/>
+          <w:lang w:val="ru-RU"/>
+        </w:rPr>
+      </w:pPr>
+      <w:r>
+        <w:rPr>
+          <w:rFonts w:ascii="Times New Roman" w:eastAsia="Times New Roman" w:hAnsi="Times New Roman" w:cs="Times New Roman"/>
+          <w:sz w:val="28"/>
+          <w:szCs w:val="28"/>
+          <w:lang w:val="ru-RU"/>
+        </w:rPr>
+        <w:drawing>
+          <wp:inline distT="0" distB="0" distL="0" distR="0" wp14:anchorId="72DC51D2" wp14:editId="094BE959">
+            <wp:extent cx="5940425" cy="4297680"/>
+            <wp:effectExtent l="0" t="0" r="3175" b="7620"/>
+            <wp:docPr id="197300399" name="Рисунок 1"/>
+            <wp:cNvGraphicFramePr>
+              <a:graphicFrameLocks xmlns:a="http://schemas.openxmlformats.org/drawingml/2006/main" noChangeAspect="1"/>
+            </wp:cNvGraphicFramePr>
+            <a:graphic xmlns:a="http://schemas.openxmlformats.org/drawingml/2006/main">
+              <a:graphicData uri="http://schemas.openxmlformats.org/drawingml/2006/picture">
+                <pic:pic xmlns:pic="http://schemas.openxmlformats.org/drawingml/2006/picture">
+                  <pic:nvPicPr>
+                    <pic:cNvPr id="197300399" name=""/>
+                    <pic:cNvPicPr/>
+                  </pic:nvPicPr>
+                  <pic:blipFill>
+                    <a:blip r:embed="rId16"/>
+                    <a:stretch>
+                      <a:fillRect/>
+                    </a:stretch>
+                  </pic:blipFill>
+                  <pic:spPr>
+                    <a:xfrm>
+                      <a:off x="0" y="0"/>
+                      <a:ext cx="5940425" cy="4297680"/>
+                    </a:xfrm>
+                    <a:prstGeom prst="rect">
+                      <a:avLst/>
+                    </a:prstGeom>
+                  </pic:spPr>
+                </pic:pic>
+              </a:graphicData>
+            </a:graphic>
+          </wp:inline>
+        </w:drawing>
+      </w:r>
+    </w:p>
+    <w:p>
+      <w:pPr>
+        <w:rPr>
+          <w:rFonts w:ascii="Times New Roman" w:eastAsia="Times New Roman" w:hAnsi="Times New Roman" w:cs="Times New Roman"/>
+          <w:sz w:val="28"/>
+          <w:szCs w:val="28"/>
+          <w:lang w:val="ru-RU"/>
+        </w:rPr>
+      </w:pPr>
+      <w:r>
+        <w:rPr>
+          <w:rFonts w:ascii="Times New Roman" w:eastAsia="Times New Roman" w:hAnsi="Times New Roman" w:cs="Times New Roman"/>
+          <w:sz w:val="28"/>
+          <w:szCs w:val="28"/>
+          <w:lang w:val="ru-RU"/>
+        </w:rPr>
+        <w:lastRenderedPageBreak/>
+        <w:drawing>
+          <wp:inline distT="0" distB="0" distL="0" distR="0" wp14:anchorId="79F20254" wp14:editId="55584C4E">
+            <wp:extent cx="5940425" cy="2756535"/>
+            <wp:effectExtent l="0" t="0" r="3175" b="5715"/>
+            <wp:docPr id="735268906" name="Рисунок 1"/>
+            <wp:cNvGraphicFramePr>
+              <a:graphicFrameLocks xmlns:a="http://schemas.openxmlformats.org/drawingml/2006/main" noChangeAspect="1"/>
+            </wp:cNvGraphicFramePr>
+            <a:graphic xmlns:a="http://schemas.openxmlformats.org/drawingml/2006/main">
+              <a:graphicData uri="http://schemas.openxmlformats.org/drawingml/2006/picture">
+                <pic:pic xmlns:pic="http://schemas.openxmlformats.org/drawingml/2006/picture">
+                  <pic:nvPicPr>
+                    <pic:cNvPr id="735268906" name=""/>
+                    <pic:cNvPicPr/>
+                  </pic:nvPicPr>
+                  <pic:blipFill>
+                    <a:blip r:embed="rId17"/>
+                    <a:stretch>
+                      <a:fillRect/>
+                    </a:stretch>
+                  </pic:blipFill>
+                  <pic:spPr>
+                    <a:xfrm>
+                      <a:off x="0" y="0"/>
+                      <a:ext cx="5940425" cy="2756535"/>
+                    </a:xfrm>
+                    <a:prstGeom prst="rect">
+                      <a:avLst/>
+                    </a:prstGeom>
+                  </pic:spPr>
+                </pic:pic>
+              </a:graphicData>
+            </a:graphic>
+          </wp:inline>
+        </w:drawing>
+      </w:r>
+    </w:p>
+    <w:p>
+      <w:pPr>
+        <w:rPr>
+          <w:rFonts w:ascii="Times New Roman" w:eastAsia="Times New Roman" w:hAnsi="Times New Roman" w:cs="Times New Roman"/>
+          <w:sz w:val="28"/>
+          <w:szCs w:val="28"/>
+          <w:lang w:val="ru-RU"/>
+        </w:rPr>
+      </w:pPr>
+      <w:r>
+        <w:rPr>
+          <w:rFonts w:ascii="Times New Roman" w:eastAsia="Times New Roman" w:hAnsi="Times New Roman" w:cs="Times New Roman"/>
+          <w:sz w:val="28"/>
+          <w:szCs w:val="28"/>
+          <w:lang w:val="ru-RU"/>
+        </w:rPr>
+        <w:t xml:space="preserve">Модели (все написаны на чистом </w:t>
+      </w:r>
+      <w:r>
+        <w:rPr>
+          <w:rFonts w:ascii="Times New Roman" w:eastAsia="Times New Roman" w:hAnsi="Times New Roman" w:cs="Times New Roman"/>
+          <w:sz w:val="28"/>
+          <w:szCs w:val="28"/>
+          <w:lang w:val="en-US"/>
+        </w:rPr>
+        <w:t>SQL</w:t>
+      </w:r>
+      <w:r>
+        <w:rPr>
+          <w:rFonts w:ascii="Times New Roman" w:eastAsia="Times New Roman" w:hAnsi="Times New Roman" w:cs="Times New Roman"/>
+          <w:sz w:val="28"/>
+          <w:szCs w:val="28"/>
+          <w:lang w:val="ru-RU"/>
+        </w:rPr>
+        <w:t>):</w:t>
+      </w:r>
+    </w:p>
+    <w:p>
+      <w:pPr>
+        <w:rPr>
+          <w:rFonts w:ascii="Times New Roman" w:eastAsia="Times New Roman" w:hAnsi="Times New Roman" w:cs="Times New Roman"/>
+          <w:sz w:val="28"/>
+          <w:szCs w:val="28"/>
+          <w:lang w:val="ru-RU"/>
+        </w:rPr>
+      </w:pPr>
+    </w:p>
+    <w:p>
+      <w:pPr>
+        <w:rPr>
+          <w:rFonts w:ascii="Times New Roman" w:eastAsia="Times New Roman" w:hAnsi="Times New Roman" w:cs="Times New Roman"/>
+          <w:sz w:val="28"/>
+          <w:szCs w:val="28"/>
+          <w:lang w:val="ru-RU"/>
         </w:rPr>
       </w:pPr>
     </w:p>
@@ -2255,7 +2337,7 @@
                     <pic:cNvPicPr/>
                   </pic:nvPicPr>
                   <pic:blipFill>
-                    <a:blip r:embed="rId16"/>
+                    <a:blip r:embed="rId18"/>
                     <a:stretch>
                       <a:fillRect/>
                     </a:stretch>
@@ -2309,32 +2391,31 @@
           <w:sz w:val="28"/>
           <w:szCs w:val="28"/>
         </w:rPr>
+        <w:t>- CRUD операции минимум для одной сущности</w:t>
+      </w:r>
+    </w:p>
+    <w:p>
+      <w:pPr>
+        <w:rPr>
+          <w:rFonts w:ascii="Times New Roman" w:eastAsia="Times New Roman" w:hAnsi="Times New Roman" w:cs="Times New Roman"/>
+          <w:sz w:val="28"/>
+          <w:szCs w:val="28"/>
+          <w:lang w:val="ru-RU"/>
+        </w:rPr>
+      </w:pPr>
+      <w:r>
+        <w:rPr>
+          <w:rFonts w:ascii="Times New Roman" w:eastAsia="Times New Roman" w:hAnsi="Times New Roman" w:cs="Times New Roman"/>
+          <w:sz w:val="28"/>
+          <w:szCs w:val="28"/>
+          <w:lang w:val="ru-RU"/>
+        </w:rPr>
         <w:lastRenderedPageBreak/>
-        <w:t>- CRUD операции минимум для одной сущности</w:t>
-      </w:r>
-    </w:p>
-    <w:p>
-      <w:pPr>
-        <w:rPr>
-          <w:rFonts w:ascii="Times New Roman" w:eastAsia="Times New Roman" w:hAnsi="Times New Roman" w:cs="Times New Roman"/>
-          <w:sz w:val="28"/>
-          <w:szCs w:val="28"/>
-          <w:lang w:val="ru-RU"/>
-        </w:rPr>
-      </w:pPr>
-      <w:r>
-        <w:rPr>
-          <w:rFonts w:ascii="Times New Roman" w:eastAsia="Times New Roman" w:hAnsi="Times New Roman" w:cs="Times New Roman"/>
-          <w:noProof/>
-          <w:sz w:val="28"/>
-          <w:szCs w:val="28"/>
-          <w:lang w:val="ru-RU"/>
-        </w:rPr>
         <w:drawing>
-          <wp:inline distT="0" distB="0" distL="0" distR="0" wp14:anchorId="600A158D" wp14:editId="2255F75B">
-            <wp:extent cx="5940425" cy="7165975"/>
+          <wp:inline distT="0" distB="0" distL="0" distR="0" wp14:anchorId="08B36EFF" wp14:editId="77913B6D">
+            <wp:extent cx="5940425" cy="4938395"/>
             <wp:effectExtent l="0" t="0" r="3175" b="0"/>
-            <wp:docPr id="931221636" name="Рисунок 1"/>
+            <wp:docPr id="537195910" name="Рисунок 1"/>
             <wp:cNvGraphicFramePr>
               <a:graphicFrameLocks xmlns:a="http://schemas.openxmlformats.org/drawingml/2006/main" noChangeAspect="1"/>
             </wp:cNvGraphicFramePr>
@@ -2342,11 +2423,11 @@
               <a:graphicData uri="http://schemas.openxmlformats.org/drawingml/2006/picture">
                 <pic:pic xmlns:pic="http://schemas.openxmlformats.org/drawingml/2006/picture">
                   <pic:nvPicPr>
-                    <pic:cNvPr id="931221636" name=""/>
+                    <pic:cNvPr id="537195910" name=""/>
                     <pic:cNvPicPr/>
                   </pic:nvPicPr>
                   <pic:blipFill>
-                    <a:blip r:embed="rId17"/>
+                    <a:blip r:embed="rId19"/>
                     <a:stretch>
                       <a:fillRect/>
                     </a:stretch>
@@ -2354,7 +2435,7 @@
                   <pic:spPr>
                     <a:xfrm>
                       <a:off x="0" y="0"/>
-                      <a:ext cx="5940425" cy="7165975"/>
+                      <a:ext cx="5940425" cy="4938395"/>
                     </a:xfrm>
                     <a:prstGeom prst="rect">
                       <a:avLst/>
@@ -2379,17 +2460,16 @@
       <w:r>
         <w:rPr>
           <w:rFonts w:ascii="Times New Roman" w:eastAsia="Times New Roman" w:hAnsi="Times New Roman" w:cs="Times New Roman"/>
-          <w:noProof/>
           <w:sz w:val="28"/>
           <w:szCs w:val="28"/>
           <w:lang w:val="ru-RU"/>
         </w:rPr>
         <w:lastRenderedPageBreak/>
         <w:drawing>
-          <wp:inline distT="0" distB="0" distL="0" distR="0" wp14:anchorId="19F0CE26" wp14:editId="46214818">
-            <wp:extent cx="5934903" cy="5896798"/>
-            <wp:effectExtent l="0" t="0" r="8890" b="8890"/>
-            <wp:docPr id="2007514849" name="Рисунок 1"/>
+          <wp:inline distT="0" distB="0" distL="0" distR="0" wp14:anchorId="5F83BBCA" wp14:editId="43E0D241">
+            <wp:extent cx="5940425" cy="6403975"/>
+            <wp:effectExtent l="0" t="0" r="3175" b="0"/>
+            <wp:docPr id="1754363239" name="Рисунок 1"/>
             <wp:cNvGraphicFramePr>
               <a:graphicFrameLocks xmlns:a="http://schemas.openxmlformats.org/drawingml/2006/main" noChangeAspect="1"/>
             </wp:cNvGraphicFramePr>
@@ -2397,11 +2477,11 @@
               <a:graphicData uri="http://schemas.openxmlformats.org/drawingml/2006/picture">
                 <pic:pic xmlns:pic="http://schemas.openxmlformats.org/drawingml/2006/picture">
                   <pic:nvPicPr>
-                    <pic:cNvPr id="2007514849" name=""/>
+                    <pic:cNvPr id="1754363239" name=""/>
                     <pic:cNvPicPr/>
                   </pic:nvPicPr>
                   <pic:blipFill>
-                    <a:blip r:embed="rId18"/>
+                    <a:blip r:embed="rId20"/>
                     <a:stretch>
                       <a:fillRect/>
                     </a:stretch>
@@ -2409,7 +2489,7 @@
                   <pic:spPr>
                     <a:xfrm>
                       <a:off x="0" y="0"/>
-                      <a:ext cx="5934903" cy="5896798"/>
+                      <a:ext cx="5940425" cy="6403975"/>
                     </a:xfrm>
                     <a:prstGeom prst="rect">
                       <a:avLst/>
@@ -2421,6 +2501,221 @@
           </wp:inline>
         </w:drawing>
       </w:r>
+      <w:r>
+        <w:rPr>
+          <w:rFonts w:ascii="Times New Roman" w:eastAsia="Times New Roman" w:hAnsi="Times New Roman" w:cs="Times New Roman"/>
+          <w:sz w:val="28"/>
+          <w:szCs w:val="28"/>
+          <w:lang w:val="ru-RU"/>
+        </w:rPr>
+        <w:lastRenderedPageBreak/>
+        <w:drawing>
+          <wp:inline distT="0" distB="0" distL="0" distR="0" wp14:anchorId="597BC096" wp14:editId="4B9A1FD2">
+            <wp:extent cx="5940425" cy="6022975"/>
+            <wp:effectExtent l="0" t="0" r="3175" b="0"/>
+            <wp:docPr id="1532380833" name="Рисунок 1"/>
+            <wp:cNvGraphicFramePr>
+              <a:graphicFrameLocks xmlns:a="http://schemas.openxmlformats.org/drawingml/2006/main" noChangeAspect="1"/>
+            </wp:cNvGraphicFramePr>
+            <a:graphic xmlns:a="http://schemas.openxmlformats.org/drawingml/2006/main">
+              <a:graphicData uri="http://schemas.openxmlformats.org/drawingml/2006/picture">
+                <pic:pic xmlns:pic="http://schemas.openxmlformats.org/drawingml/2006/picture">
+                  <pic:nvPicPr>
+                    <pic:cNvPr id="1532380833" name=""/>
+                    <pic:cNvPicPr/>
+                  </pic:nvPicPr>
+                  <pic:blipFill>
+                    <a:blip r:embed="rId21"/>
+                    <a:stretch>
+                      <a:fillRect/>
+                    </a:stretch>
+                  </pic:blipFill>
+                  <pic:spPr>
+                    <a:xfrm>
+                      <a:off x="0" y="0"/>
+                      <a:ext cx="5940425" cy="6022975"/>
+                    </a:xfrm>
+                    <a:prstGeom prst="rect">
+                      <a:avLst/>
+                    </a:prstGeom>
+                  </pic:spPr>
+                </pic:pic>
+              </a:graphicData>
+            </a:graphic>
+          </wp:inline>
+        </w:drawing>
+      </w:r>
+    </w:p>
+    <w:p>
+      <w:pPr>
+        <w:rPr>
+          <w:rFonts w:ascii="Times New Roman" w:eastAsia="Times New Roman" w:hAnsi="Times New Roman" w:cs="Times New Roman"/>
+          <w:sz w:val="28"/>
+          <w:szCs w:val="28"/>
+          <w:lang w:val="ru-RU"/>
+        </w:rPr>
+      </w:pPr>
+      <w:r>
+        <w:rPr>
+          <w:rFonts w:ascii="Times New Roman" w:eastAsia="Times New Roman" w:hAnsi="Times New Roman" w:cs="Times New Roman"/>
+          <w:sz w:val="28"/>
+          <w:szCs w:val="28"/>
+          <w:lang w:val="ru-RU"/>
+        </w:rPr>
+        <w:lastRenderedPageBreak/>
+        <w:drawing>
+          <wp:inline distT="0" distB="0" distL="0" distR="0" wp14:anchorId="78B29DE6" wp14:editId="7B9C8E90">
+            <wp:extent cx="5940425" cy="3576955"/>
+            <wp:effectExtent l="0" t="0" r="3175" b="4445"/>
+            <wp:docPr id="1672378566" name="Рисунок 1"/>
+            <wp:cNvGraphicFramePr>
+              <a:graphicFrameLocks xmlns:a="http://schemas.openxmlformats.org/drawingml/2006/main" noChangeAspect="1"/>
+            </wp:cNvGraphicFramePr>
+            <a:graphic xmlns:a="http://schemas.openxmlformats.org/drawingml/2006/main">
+              <a:graphicData uri="http://schemas.openxmlformats.org/drawingml/2006/picture">
+                <pic:pic xmlns:pic="http://schemas.openxmlformats.org/drawingml/2006/picture">
+                  <pic:nvPicPr>
+                    <pic:cNvPr id="1672378566" name=""/>
+                    <pic:cNvPicPr/>
+                  </pic:nvPicPr>
+                  <pic:blipFill>
+                    <a:blip r:embed="rId22"/>
+                    <a:stretch>
+                      <a:fillRect/>
+                    </a:stretch>
+                  </pic:blipFill>
+                  <pic:spPr>
+                    <a:xfrm>
+                      <a:off x="0" y="0"/>
+                      <a:ext cx="5940425" cy="3576955"/>
+                    </a:xfrm>
+                    <a:prstGeom prst="rect">
+                      <a:avLst/>
+                    </a:prstGeom>
+                  </pic:spPr>
+                </pic:pic>
+              </a:graphicData>
+            </a:graphic>
+          </wp:inline>
+        </w:drawing>
+      </w:r>
+    </w:p>
+    <w:p>
+      <w:pPr>
+        <w:rPr>
+          <w:rFonts w:ascii="Times New Roman" w:eastAsia="Times New Roman" w:hAnsi="Times New Roman" w:cs="Times New Roman"/>
+          <w:sz w:val="28"/>
+          <w:szCs w:val="28"/>
+          <w:lang w:val="ru-RU"/>
+        </w:rPr>
+      </w:pPr>
+      <w:r>
+        <w:rPr>
+          <w:rFonts w:ascii="Times New Roman" w:eastAsia="Times New Roman" w:hAnsi="Times New Roman" w:cs="Times New Roman"/>
+          <w:sz w:val="28"/>
+          <w:szCs w:val="28"/>
+          <w:lang w:val="ru-RU"/>
+        </w:rPr>
+        <w:drawing>
+          <wp:inline distT="0" distB="0" distL="0" distR="0" wp14:anchorId="2272C1AD" wp14:editId="7B422C46">
+            <wp:extent cx="5940425" cy="4475480"/>
+            <wp:effectExtent l="0" t="0" r="3175" b="1270"/>
+            <wp:docPr id="1304755723" name="Рисунок 1"/>
+            <wp:cNvGraphicFramePr>
+              <a:graphicFrameLocks xmlns:a="http://schemas.openxmlformats.org/drawingml/2006/main" noChangeAspect="1"/>
+            </wp:cNvGraphicFramePr>
+            <a:graphic xmlns:a="http://schemas.openxmlformats.org/drawingml/2006/main">
+              <a:graphicData uri="http://schemas.openxmlformats.org/drawingml/2006/picture">
+                <pic:pic xmlns:pic="http://schemas.openxmlformats.org/drawingml/2006/picture">
+                  <pic:nvPicPr>
+                    <pic:cNvPr id="1304755723" name=""/>
+                    <pic:cNvPicPr/>
+                  </pic:nvPicPr>
+                  <pic:blipFill>
+                    <a:blip r:embed="rId23"/>
+                    <a:stretch>
+                      <a:fillRect/>
+                    </a:stretch>
+                  </pic:blipFill>
+                  <pic:spPr>
+                    <a:xfrm>
+                      <a:off x="0" y="0"/>
+                      <a:ext cx="5940425" cy="4475480"/>
+                    </a:xfrm>
+                    <a:prstGeom prst="rect">
+                      <a:avLst/>
+                    </a:prstGeom>
+                  </pic:spPr>
+                </pic:pic>
+              </a:graphicData>
+            </a:graphic>
+          </wp:inline>
+        </w:drawing>
+      </w:r>
+    </w:p>
+    <w:p>
+      <w:pPr>
+        <w:rPr>
+          <w:rFonts w:ascii="Times New Roman" w:eastAsia="Times New Roman" w:hAnsi="Times New Roman" w:cs="Times New Roman"/>
+          <w:sz w:val="28"/>
+          <w:szCs w:val="28"/>
+          <w:lang w:val="ru-RU"/>
+        </w:rPr>
+      </w:pPr>
+      <w:r>
+        <w:rPr>
+          <w:rFonts w:ascii="Times New Roman" w:eastAsia="Times New Roman" w:hAnsi="Times New Roman" w:cs="Times New Roman"/>
+          <w:sz w:val="28"/>
+          <w:szCs w:val="28"/>
+          <w:lang w:val="ru-RU"/>
+        </w:rPr>
+        <w:lastRenderedPageBreak/>
+        <w:drawing>
+          <wp:inline distT="0" distB="0" distL="0" distR="0" wp14:anchorId="5E5AD9AB" wp14:editId="55D0A817">
+            <wp:extent cx="5940425" cy="2404110"/>
+            <wp:effectExtent l="0" t="0" r="3175" b="0"/>
+            <wp:docPr id="509861525" name="Рисунок 1"/>
+            <wp:cNvGraphicFramePr>
+              <a:graphicFrameLocks xmlns:a="http://schemas.openxmlformats.org/drawingml/2006/main" noChangeAspect="1"/>
+            </wp:cNvGraphicFramePr>
+            <a:graphic xmlns:a="http://schemas.openxmlformats.org/drawingml/2006/main">
+              <a:graphicData uri="http://schemas.openxmlformats.org/drawingml/2006/picture">
+                <pic:pic xmlns:pic="http://schemas.openxmlformats.org/drawingml/2006/picture">
+                  <pic:nvPicPr>
+                    <pic:cNvPr id="509861525" name=""/>
+                    <pic:cNvPicPr/>
+                  </pic:nvPicPr>
+                  <pic:blipFill>
+                    <a:blip r:embed="rId24"/>
+                    <a:stretch>
+                      <a:fillRect/>
+                    </a:stretch>
+                  </pic:blipFill>
+                  <pic:spPr>
+                    <a:xfrm>
+                      <a:off x="0" y="0"/>
+                      <a:ext cx="5940425" cy="2404110"/>
+                    </a:xfrm>
+                    <a:prstGeom prst="rect">
+                      <a:avLst/>
+                    </a:prstGeom>
+                  </pic:spPr>
+                </pic:pic>
+              </a:graphicData>
+            </a:graphic>
+          </wp:inline>
+        </w:drawing>
+      </w:r>
+    </w:p>
+    <w:p>
+      <w:pPr>
+        <w:rPr>
+          <w:rFonts w:ascii="Times New Roman" w:eastAsia="Times New Roman" w:hAnsi="Times New Roman" w:cs="Times New Roman"/>
+          <w:sz w:val="28"/>
+          <w:szCs w:val="28"/>
+          <w:lang w:val="ru-RU"/>
+        </w:rPr>
+      </w:pPr>
     </w:p>
     <w:p>
       <w:pPr>
@@ -2555,7 +2850,7 @@
                     <pic:cNvPicPr/>
                   </pic:nvPicPr>
                   <pic:blipFill>
-                    <a:blip r:embed="rId19"/>
+                    <a:blip r:embed="rId25"/>
                     <a:stretch>
                       <a:fillRect/>
                     </a:stretch>
@@ -2629,7 +2924,7 @@
                     <pic:cNvPicPr/>
                   </pic:nvPicPr>
                   <pic:blipFill>
-                    <a:blip r:embed="rId20"/>
+                    <a:blip r:embed="rId26"/>
                     <a:stretch>
                       <a:fillRect/>
                     </a:stretch>
@@ -2769,7 +3064,7 @@
                     <pic:cNvPicPr/>
                   </pic:nvPicPr>
                   <pic:blipFill>
-                    <a:blip r:embed="rId21"/>
+                    <a:blip r:embed="rId27"/>
                     <a:stretch>
                       <a:fillRect/>
                     </a:stretch>
@@ -2854,7 +3149,7 @@
                     <pic:cNvPicPr/>
                   </pic:nvPicPr>
                   <pic:blipFill>
-                    <a:blip r:embed="rId22"/>
+                    <a:blip r:embed="rId28"/>
                     <a:stretch>
                       <a:fillRect/>
                     </a:stretch>
@@ -3072,7 +3367,52 @@
           <w:szCs w:val="28"/>
           <w:lang w:val="ru-RU"/>
         </w:rPr>
-        <w:t xml:space="preserve">происзодится внутри контроллера, согласно архитектуре </w:t>
+        <w:t>проис</w:t>
+      </w:r>
+      <w:r>
+        <w:rPr>
+          <w:rFonts w:ascii="Times New Roman" w:eastAsia="Times New Roman" w:hAnsi="Times New Roman" w:cs="Times New Roman"/>
+          <w:sz w:val="28"/>
+          <w:szCs w:val="28"/>
+          <w:lang w:val="ru-RU"/>
+        </w:rPr>
+        <w:t>в</w:t>
+      </w:r>
+      <w:r>
+        <w:rPr>
+          <w:rFonts w:ascii="Times New Roman" w:eastAsia="Times New Roman" w:hAnsi="Times New Roman" w:cs="Times New Roman"/>
+          <w:sz w:val="28"/>
+          <w:szCs w:val="28"/>
+          <w:lang w:val="ru-RU"/>
+        </w:rPr>
+        <w:t xml:space="preserve">одится внутри </w:t>
+      </w:r>
+      <w:r>
+        <w:rPr>
+          <w:rFonts w:ascii="Times New Roman" w:eastAsia="Times New Roman" w:hAnsi="Times New Roman" w:cs="Times New Roman"/>
+          <w:sz w:val="28"/>
+          <w:szCs w:val="28"/>
+          <w:lang w:val="ru-RU"/>
+        </w:rPr>
+        <w:t xml:space="preserve">модели </w:t>
+      </w:r>
+      <w:r>
+        <w:rPr>
+          <w:rFonts w:ascii="Times New Roman" w:eastAsia="Times New Roman" w:hAnsi="Times New Roman" w:cs="Times New Roman"/>
+          <w:sz w:val="28"/>
+          <w:szCs w:val="28"/>
+          <w:lang w:val="ru-RU"/>
+        </w:rPr>
+        <w:t>EventModel</w:t>
+      </w:r>
+      <w:r>
+        <w:rPr>
+          <w:rFonts w:ascii="Times New Roman" w:eastAsia="Times New Roman" w:hAnsi="Times New Roman" w:cs="Times New Roman"/>
+          <w:sz w:val="28"/>
+          <w:szCs w:val="28"/>
+          <w:lang w:val="ru-RU"/>
+        </w:rPr>
+        <w:t xml:space="preserve">, согласно архитектуре </w:t>
       </w:r>
       <w:r>
         <w:rPr>
@@ -3099,40 +3439,57 @@
           <w:szCs w:val="28"/>
           <w:lang w:val="ru-RU"/>
         </w:rPr>
-        <w:t xml:space="preserve"> Чтобы модель работала только с базой данных, а контроллер фильтровал входные данные. В перспективе – можноо вынести в отдельную функцию для лучщей читаемости кода</w:t>
-      </w:r>
-      <w:r>
-        <w:rPr>
-          <w:rFonts w:ascii="Times New Roman" w:eastAsia="Times New Roman" w:hAnsi="Times New Roman" w:cs="Times New Roman"/>
-          <w:sz w:val="28"/>
-          <w:szCs w:val="28"/>
-          <w:lang w:val="ru-RU"/>
-        </w:rPr>
-        <w:t>.</w:t>
-      </w:r>
-    </w:p>
-    <w:p>
-      <w:pPr>
-        <w:rPr>
-          <w:rFonts w:ascii="Times New Roman" w:eastAsia="Times New Roman" w:hAnsi="Times New Roman" w:cs="Times New Roman"/>
-          <w:sz w:val="28"/>
-          <w:szCs w:val="28"/>
-          <w:lang w:val="ru-RU"/>
-        </w:rPr>
-      </w:pPr>
-      <w:r>
-        <w:rPr>
-          <w:rFonts w:ascii="Times New Roman" w:eastAsia="Times New Roman" w:hAnsi="Times New Roman" w:cs="Times New Roman"/>
-          <w:noProof/>
+        <w:t xml:space="preserve"> </w:t>
+      </w:r>
+      <w:r>
+        <w:rPr>
+          <w:rFonts w:ascii="Times New Roman" w:eastAsia="Times New Roman" w:hAnsi="Times New Roman" w:cs="Times New Roman"/>
+          <w:sz w:val="28"/>
+          <w:szCs w:val="28"/>
+          <w:lang w:val="ru-RU"/>
+        </w:rPr>
+        <w:t xml:space="preserve">Чтобы код был более читаемым, была специально создана функция </w:t>
+      </w:r>
+      <w:r>
+        <w:rPr>
+          <w:rFonts w:ascii="Times New Roman" w:eastAsia="Times New Roman" w:hAnsi="Times New Roman" w:cs="Times New Roman"/>
+          <w:sz w:val="28"/>
+          <w:szCs w:val="28"/>
+          <w:lang w:val="en-US"/>
+        </w:rPr>
+        <w:t>validate</w:t>
+      </w:r>
+      <w:r>
+        <w:rPr>
+          <w:rFonts w:ascii="Times New Roman" w:eastAsia="Times New Roman" w:hAnsi="Times New Roman" w:cs="Times New Roman"/>
+          <w:sz w:val="28"/>
+          <w:szCs w:val="28"/>
+          <w:lang w:val="ru-RU"/>
+        </w:rPr>
+        <w:t>, которая возращает ошибки, если они есть.</w:t>
+      </w:r>
+    </w:p>
+    <w:p>
+      <w:pPr>
+        <w:rPr>
+          <w:rFonts w:ascii="Times New Roman" w:eastAsia="Times New Roman" w:hAnsi="Times New Roman" w:cs="Times New Roman"/>
+          <w:sz w:val="28"/>
+          <w:szCs w:val="28"/>
+          <w:lang w:val="ru-RU"/>
+        </w:rPr>
+      </w:pPr>
+      <w:r>
+        <w:rPr>
+          <w:rFonts w:ascii="Times New Roman" w:eastAsia="Times New Roman" w:hAnsi="Times New Roman" w:cs="Times New Roman"/>
           <w:sz w:val="28"/>
           <w:szCs w:val="28"/>
           <w:lang w:val="ru-RU"/>
         </w:rPr>
         <w:drawing>
-          <wp:inline distT="0" distB="0" distL="0" distR="0" wp14:anchorId="094250F1" wp14:editId="5027D5F0">
-            <wp:extent cx="4925112" cy="4143953"/>
-            <wp:effectExtent l="0" t="0" r="8890" b="9525"/>
-            <wp:docPr id="1336969983" name="Рисунок 1"/>
+          <wp:inline distT="0" distB="0" distL="0" distR="0" wp14:anchorId="2035FB23" wp14:editId="681C5D01">
+            <wp:extent cx="5940425" cy="3916045"/>
+            <wp:effectExtent l="0" t="0" r="3175" b="8255"/>
+            <wp:docPr id="2139916426" name="Рисунок 1"/>
             <wp:cNvGraphicFramePr>
               <a:graphicFrameLocks xmlns:a="http://schemas.openxmlformats.org/drawingml/2006/main" noChangeAspect="1"/>
             </wp:cNvGraphicFramePr>
@@ -3140,11 +3497,11 @@
               <a:graphicData uri="http://schemas.openxmlformats.org/drawingml/2006/picture">
                 <pic:pic xmlns:pic="http://schemas.openxmlformats.org/drawingml/2006/picture">
                   <pic:nvPicPr>
-                    <pic:cNvPr id="1336969983" name=""/>
+                    <pic:cNvPr id="2139916426" name=""/>
                     <pic:cNvPicPr/>
                   </pic:nvPicPr>
                   <pic:blipFill>
-                    <a:blip r:embed="rId23"/>
+                    <a:blip r:embed="rId29"/>
                     <a:stretch>
                       <a:fillRect/>
                     </a:stretch>
@@ -3152,7 +3509,7 @@
                   <pic:spPr>
                     <a:xfrm>
                       <a:off x="0" y="0"/>
-                      <a:ext cx="4925112" cy="4143953"/>
+                      <a:ext cx="5940425" cy="3916045"/>
                     </a:xfrm>
                     <a:prstGeom prst="rect">
                       <a:avLst/>
@@ -3174,6 +3531,16 @@
           <w:lang w:val="ru-RU"/>
         </w:rPr>
       </w:pPr>
+    </w:p>
+    <w:p>
+      <w:pPr>
+        <w:rPr>
+          <w:rFonts w:ascii="Times New Roman" w:eastAsia="Times New Roman" w:hAnsi="Times New Roman" w:cs="Times New Roman"/>
+          <w:sz w:val="28"/>
+          <w:szCs w:val="28"/>
+          <w:lang w:val="ru-RU"/>
+        </w:rPr>
+      </w:pPr>
       <w:r>
         <w:rPr>
           <w:rFonts w:ascii="Times New Roman" w:eastAsia="Times New Roman" w:hAnsi="Times New Roman" w:cs="Times New Roman"/>
@@ -3259,137 +3626,994 @@
       <w:r>
         <w:rPr>
           <w:rFonts w:ascii="Times New Roman" w:eastAsia="Times New Roman" w:hAnsi="Times New Roman" w:cs="Times New Roman"/>
-          <w:sz w:val="28"/>
-          <w:szCs w:val="28"/>
-          <w:lang w:val="ru-RU"/>
-        </w:rPr>
-        <w:t xml:space="preserve">Задание увидела слишком поздно, у меня уже были реализованы статистические методы. </w:t>
-      </w:r>
-    </w:p>
-    <w:p>
-      <w:pPr>
-        <w:rPr>
-          <w:rFonts w:ascii="Times New Roman" w:eastAsia="Times New Roman" w:hAnsi="Times New Roman" w:cs="Times New Roman"/>
-          <w:sz w:val="28"/>
-          <w:szCs w:val="28"/>
-          <w:lang w:val="ru-RU"/>
-        </w:rPr>
-      </w:pPr>
-      <w:r>
-        <w:rPr>
-          <w:rFonts w:ascii="Times New Roman" w:eastAsia="Times New Roman" w:hAnsi="Times New Roman" w:cs="Times New Roman"/>
-          <w:sz w:val="28"/>
-          <w:szCs w:val="28"/>
-          <w:lang w:val="ru-RU"/>
-        </w:rPr>
-        <w:t xml:space="preserve">Отсутствие </w:t>
-      </w:r>
-      <w:r>
-        <w:rPr>
-          <w:rFonts w:ascii="Times New Roman" w:eastAsia="Times New Roman" w:hAnsi="Times New Roman" w:cs="Times New Roman"/>
-          <w:sz w:val="28"/>
-          <w:szCs w:val="28"/>
-          <w:lang w:val="en-US"/>
-        </w:rPr>
-        <w:t>DI</w:t>
-      </w:r>
-      <w:r>
-        <w:rPr>
-          <w:rFonts w:ascii="Times New Roman" w:eastAsia="Times New Roman" w:hAnsi="Times New Roman" w:cs="Times New Roman"/>
-          <w:sz w:val="28"/>
-          <w:szCs w:val="28"/>
-          <w:lang w:val="ru-RU"/>
-        </w:rPr>
-        <w:t xml:space="preserve"> допустимо, потому что в проекте отсутствует сложная бизнзес-логика. </w:t>
-      </w:r>
-      <w:r>
-        <w:rPr>
-          <w:rFonts w:ascii="Times New Roman" w:eastAsia="Times New Roman" w:hAnsi="Times New Roman" w:cs="Times New Roman"/>
-          <w:sz w:val="28"/>
-          <w:szCs w:val="28"/>
-        </w:rPr>
-        <w:t xml:space="preserve"> Использованный статический подход модели и </w:t>
-      </w:r>
-      <w:r>
-        <w:rPr>
-          <w:rFonts w:ascii="Times New Roman" w:eastAsia="Times New Roman" w:hAnsi="Times New Roman" w:cs="Times New Roman"/>
           <w:b/>
           <w:bCs/>
           <w:sz w:val="28"/>
           <w:szCs w:val="28"/>
         </w:rPr>
-        <w:t>прямой вызов execute_query() </w:t>
-      </w:r>
-      <w:r>
-        <w:rPr>
-          <w:rFonts w:ascii="Times New Roman" w:eastAsia="Times New Roman" w:hAnsi="Times New Roman" w:cs="Times New Roman"/>
-          <w:sz w:val="28"/>
-          <w:szCs w:val="28"/>
-        </w:rPr>
-        <w:t>достаточен для демонстрации работы с БД и веб-форм.</w:t>
-      </w:r>
-      <w:r>
-        <w:rPr>
-          <w:rFonts w:ascii="Times New Roman" w:eastAsia="Times New Roman" w:hAnsi="Times New Roman" w:cs="Times New Roman"/>
-          <w:sz w:val="28"/>
-          <w:szCs w:val="28"/>
-          <w:lang w:val="ru-RU"/>
-        </w:rPr>
-        <w:t xml:space="preserve"> Однако в</w:t>
-      </w:r>
-      <w:r>
-        <w:rPr>
-          <w:rFonts w:ascii="Times New Roman" w:eastAsia="Times New Roman" w:hAnsi="Times New Roman" w:cs="Times New Roman"/>
-          <w:sz w:val="28"/>
-          <w:szCs w:val="28"/>
-        </w:rPr>
-        <w:t xml:space="preserve"> следующей лабораторной работе, где </w:t>
-      </w:r>
-      <w:r>
-        <w:rPr>
-          <w:rFonts w:ascii="Times New Roman" w:eastAsia="Times New Roman" w:hAnsi="Times New Roman" w:cs="Times New Roman"/>
-          <w:sz w:val="28"/>
-          <w:szCs w:val="28"/>
-          <w:lang w:val="ru-RU"/>
-        </w:rPr>
-        <w:t xml:space="preserve">нужно будет обновить модели и переписать всё на </w:t>
-      </w:r>
-      <w:r>
-        <w:rPr>
-          <w:rFonts w:ascii="Times New Roman" w:eastAsia="Times New Roman" w:hAnsi="Times New Roman" w:cs="Times New Roman"/>
-          <w:sz w:val="28"/>
-          <w:szCs w:val="28"/>
-          <w:lang w:val="en-US"/>
-        </w:rPr>
-        <w:t>ORM</w:t>
-      </w:r>
-      <w:r>
-        <w:rPr>
-          <w:rFonts w:ascii="Times New Roman" w:eastAsia="Times New Roman" w:hAnsi="Times New Roman" w:cs="Times New Roman"/>
-          <w:sz w:val="28"/>
-          <w:szCs w:val="28"/>
-          <w:lang w:val="ru-RU"/>
-        </w:rPr>
-        <w:t xml:space="preserve">, </w:t>
-      </w:r>
-      <w:r>
-        <w:rPr>
-          <w:rFonts w:ascii="Times New Roman" w:eastAsia="Times New Roman" w:hAnsi="Times New Roman" w:cs="Times New Roman"/>
-          <w:sz w:val="28"/>
-          <w:szCs w:val="28"/>
-          <w:lang w:val="ru-RU"/>
-        </w:rPr>
-        <w:t xml:space="preserve">появится </w:t>
-      </w:r>
-      <w:r>
-        <w:rPr>
-          <w:rFonts w:ascii="Times New Roman" w:eastAsia="Times New Roman" w:hAnsi="Times New Roman" w:cs="Times New Roman"/>
-          <w:sz w:val="28"/>
-          <w:szCs w:val="28"/>
-          <w:lang w:val="en-US"/>
-        </w:rPr>
-        <w:t>DI</w:t>
-      </w:r>
+        <w:t>Dependency Injection</w:t>
+      </w:r>
+      <w:r>
+        <w:rPr>
+          <w:rFonts w:ascii="Times New Roman" w:eastAsia="Times New Roman" w:hAnsi="Times New Roman" w:cs="Times New Roman"/>
+          <w:sz w:val="28"/>
+          <w:szCs w:val="28"/>
+        </w:rPr>
+        <w:t> — это паттерн проектирования, при котором объект получает свои зависимости (другие объекты, необходимые для его работы) извне, а не создаёт их самостоятельно.</w:t>
+      </w:r>
+    </w:p>
+    <w:p>
+      <w:pPr>
+        <w:rPr>
+          <w:rFonts w:ascii="Times New Roman" w:eastAsia="Times New Roman" w:hAnsi="Times New Roman" w:cs="Times New Roman"/>
+          <w:sz w:val="28"/>
+          <w:szCs w:val="28"/>
+          <w:lang w:val="ru-RU"/>
+        </w:rPr>
+      </w:pPr>
+      <w:r>
+        <w:rPr>
+          <w:rFonts w:ascii="Times New Roman" w:eastAsia="Times New Roman" w:hAnsi="Times New Roman" w:cs="Times New Roman"/>
+          <w:sz w:val="28"/>
+          <w:szCs w:val="28"/>
+          <w:lang w:val="ru-RU"/>
+        </w:rPr>
+        <w:t>Какие ззависимости были внедрены:</w:t>
+      </w:r>
+    </w:p>
+    <w:p>
+      <w:pPr>
+        <w:pStyle w:val="a7"/>
+        <w:numPr>
+          <w:ilvl w:val="0"/>
+          <w:numId w:val="2"/>
+        </w:numPr>
+        <w:rPr>
+          <w:rFonts w:ascii="Times New Roman" w:eastAsia="Times New Roman" w:hAnsi="Times New Roman" w:cs="Times New Roman"/>
+          <w:sz w:val="28"/>
+          <w:szCs w:val="28"/>
+        </w:rPr>
+      </w:pPr>
+      <w:r>
+        <w:rPr>
+          <w:rFonts w:ascii="Times New Roman" w:eastAsia="Times New Roman" w:hAnsi="Times New Roman" w:cs="Times New Roman"/>
+          <w:sz w:val="28"/>
+          <w:szCs w:val="28"/>
+        </w:rPr>
+        <w:t xml:space="preserve">Подключение к базе данных – класс </w:t>
+      </w:r>
+      <w:r>
+        <w:rPr>
+          <w:rFonts w:ascii="Times New Roman" w:eastAsia="Times New Roman" w:hAnsi="Times New Roman" w:cs="Times New Roman"/>
+          <w:sz w:val="28"/>
+          <w:szCs w:val="28"/>
+          <w:lang w:val="en-US"/>
+        </w:rPr>
+        <w:t>Database</w:t>
+      </w:r>
+      <w:r>
+        <w:rPr>
+          <w:rFonts w:ascii="Times New Roman" w:eastAsia="Times New Roman" w:hAnsi="Times New Roman" w:cs="Times New Roman"/>
+          <w:sz w:val="28"/>
+          <w:szCs w:val="28"/>
+        </w:rPr>
+        <w:t xml:space="preserve">. </w:t>
+      </w:r>
+      <w:r>
+        <w:rPr>
+          <w:rFonts w:ascii="Times New Roman" w:eastAsia="Times New Roman" w:hAnsi="Times New Roman" w:cs="Times New Roman"/>
+          <w:sz w:val="28"/>
+          <w:szCs w:val="28"/>
+        </w:rPr>
+        <w:t xml:space="preserve">Он отовечает за выполнение </w:t>
+      </w:r>
+      <w:r>
+        <w:rPr>
+          <w:rFonts w:ascii="Times New Roman" w:eastAsia="Times New Roman" w:hAnsi="Times New Roman" w:cs="Times New Roman"/>
+          <w:sz w:val="28"/>
+          <w:szCs w:val="28"/>
+          <w:lang w:val="en-US"/>
+        </w:rPr>
+        <w:t>SQL</w:t>
+      </w:r>
+      <w:r>
+        <w:rPr>
+          <w:rFonts w:ascii="Times New Roman" w:eastAsia="Times New Roman" w:hAnsi="Times New Roman" w:cs="Times New Roman"/>
+          <w:sz w:val="28"/>
+          <w:szCs w:val="28"/>
+        </w:rPr>
+        <w:t>запросов к базе данных</w:t>
+      </w:r>
+    </w:p>
+    <w:p>
+      <w:pPr>
+        <w:rPr>
+          <w:rFonts w:ascii="Times New Roman" w:eastAsia="Times New Roman" w:hAnsi="Times New Roman" w:cs="Times New Roman"/>
+          <w:sz w:val="28"/>
+          <w:szCs w:val="28"/>
+          <w:lang w:val="ru-RU"/>
+        </w:rPr>
+      </w:pPr>
+      <w:r>
+        <w:rPr>
+          <w:rFonts w:ascii="Times New Roman" w:eastAsia="Times New Roman" w:hAnsi="Times New Roman" w:cs="Times New Roman"/>
+          <w:sz w:val="28"/>
+          <w:szCs w:val="28"/>
+          <w:lang w:val="ru-RU"/>
+        </w:rPr>
+        <w:drawing>
+          <wp:inline distT="0" distB="0" distL="0" distR="0" wp14:anchorId="33915496" wp14:editId="5E149794">
+            <wp:extent cx="5940425" cy="3443605"/>
+            <wp:effectExtent l="0" t="0" r="3175" b="4445"/>
+            <wp:docPr id="1917526062" name="Рисунок 1"/>
+            <wp:cNvGraphicFramePr>
+              <a:graphicFrameLocks xmlns:a="http://schemas.openxmlformats.org/drawingml/2006/main" noChangeAspect="1"/>
+            </wp:cNvGraphicFramePr>
+            <a:graphic xmlns:a="http://schemas.openxmlformats.org/drawingml/2006/main">
+              <a:graphicData uri="http://schemas.openxmlformats.org/drawingml/2006/picture">
+                <pic:pic xmlns:pic="http://schemas.openxmlformats.org/drawingml/2006/picture">
+                  <pic:nvPicPr>
+                    <pic:cNvPr id="1917526062" name=""/>
+                    <pic:cNvPicPr/>
+                  </pic:nvPicPr>
+                  <pic:blipFill>
+                    <a:blip r:embed="rId30"/>
+                    <a:stretch>
+                      <a:fillRect/>
+                    </a:stretch>
+                  </pic:blipFill>
+                  <pic:spPr>
+                    <a:xfrm>
+                      <a:off x="0" y="0"/>
+                      <a:ext cx="5940425" cy="3443605"/>
+                    </a:xfrm>
+                    <a:prstGeom prst="rect">
+                      <a:avLst/>
+                    </a:prstGeom>
+                  </pic:spPr>
+                </pic:pic>
+              </a:graphicData>
+            </a:graphic>
+          </wp:inline>
+        </w:drawing>
+      </w:r>
+    </w:p>
+    <w:p>
+      <w:pPr>
+        <w:rPr>
+          <w:rFonts w:ascii="Times New Roman" w:eastAsia="Times New Roman" w:hAnsi="Times New Roman" w:cs="Times New Roman"/>
+          <w:sz w:val="28"/>
+          <w:szCs w:val="28"/>
+          <w:lang w:val="ru-RU"/>
+        </w:rPr>
+      </w:pPr>
+      <w:r>
+        <w:rPr>
+          <w:rFonts w:ascii="Times New Roman" w:eastAsia="Times New Roman" w:hAnsi="Times New Roman" w:cs="Times New Roman"/>
+          <w:sz w:val="28"/>
+          <w:szCs w:val="28"/>
+          <w:lang w:val="ru-RU"/>
+        </w:rPr>
+        <w:lastRenderedPageBreak/>
+        <w:drawing>
+          <wp:inline distT="0" distB="0" distL="0" distR="0" wp14:anchorId="18FD9E3F" wp14:editId="27E5F0C2">
+            <wp:extent cx="5940425" cy="4469130"/>
+            <wp:effectExtent l="0" t="0" r="3175" b="7620"/>
+            <wp:docPr id="106841836" name="Рисунок 1"/>
+            <wp:cNvGraphicFramePr>
+              <a:graphicFrameLocks xmlns:a="http://schemas.openxmlformats.org/drawingml/2006/main" noChangeAspect="1"/>
+            </wp:cNvGraphicFramePr>
+            <a:graphic xmlns:a="http://schemas.openxmlformats.org/drawingml/2006/main">
+              <a:graphicData uri="http://schemas.openxmlformats.org/drawingml/2006/picture">
+                <pic:pic xmlns:pic="http://schemas.openxmlformats.org/drawingml/2006/picture">
+                  <pic:nvPicPr>
+                    <pic:cNvPr id="106841836" name=""/>
+                    <pic:cNvPicPr/>
+                  </pic:nvPicPr>
+                  <pic:blipFill>
+                    <a:blip r:embed="rId31"/>
+                    <a:stretch>
+                      <a:fillRect/>
+                    </a:stretch>
+                  </pic:blipFill>
+                  <pic:spPr>
+                    <a:xfrm>
+                      <a:off x="0" y="0"/>
+                      <a:ext cx="5940425" cy="4469130"/>
+                    </a:xfrm>
+                    <a:prstGeom prst="rect">
+                      <a:avLst/>
+                    </a:prstGeom>
+                  </pic:spPr>
+                </pic:pic>
+              </a:graphicData>
+            </a:graphic>
+          </wp:inline>
+        </w:drawing>
+      </w:r>
+    </w:p>
+    <w:p>
+      <w:pPr>
+        <w:pStyle w:val="a7"/>
+        <w:numPr>
+          <w:ilvl w:val="0"/>
+          <w:numId w:val="2"/>
+        </w:numPr>
+        <w:rPr>
+          <w:rFonts w:ascii="Times New Roman" w:eastAsia="Times New Roman" w:hAnsi="Times New Roman" w:cs="Times New Roman"/>
+          <w:sz w:val="28"/>
+          <w:szCs w:val="28"/>
+        </w:rPr>
+      </w:pPr>
+      <w:r>
+        <w:rPr>
+          <w:rFonts w:ascii="Times New Roman" w:eastAsia="Times New Roman" w:hAnsi="Times New Roman" w:cs="Times New Roman"/>
+          <w:sz w:val="28"/>
+          <w:szCs w:val="28"/>
+        </w:rPr>
+        <w:t xml:space="preserve">Модель для работы с событиями – </w:t>
+      </w:r>
+      <w:r>
+        <w:rPr>
+          <w:rFonts w:ascii="Times New Roman" w:eastAsia="Times New Roman" w:hAnsi="Times New Roman" w:cs="Times New Roman"/>
+          <w:sz w:val="28"/>
+          <w:szCs w:val="28"/>
+          <w:lang w:val="en-US"/>
+        </w:rPr>
+        <w:t>EventModel</w:t>
+      </w:r>
+      <w:r>
+        <w:rPr>
+          <w:rFonts w:ascii="Times New Roman" w:eastAsia="Times New Roman" w:hAnsi="Times New Roman" w:cs="Times New Roman"/>
+          <w:sz w:val="28"/>
+          <w:szCs w:val="28"/>
+        </w:rPr>
+        <w:t>.</w:t>
+      </w:r>
+      <w:r>
+        <w:rPr>
+          <w:rFonts w:ascii="Times New Roman" w:eastAsia="Times New Roman" w:hAnsi="Times New Roman" w:cs="Times New Roman"/>
+          <w:sz w:val="28"/>
+          <w:szCs w:val="28"/>
+        </w:rPr>
+        <w:t xml:space="preserve"> Точнее, она использует экземпляр класса </w:t>
+      </w:r>
+      <w:r>
+        <w:rPr>
+          <w:rFonts w:ascii="Times New Roman" w:eastAsia="Times New Roman" w:hAnsi="Times New Roman" w:cs="Times New Roman"/>
+          <w:sz w:val="28"/>
+          <w:szCs w:val="28"/>
+          <w:lang w:val="en-US"/>
+        </w:rPr>
+        <w:t>Database</w:t>
+      </w:r>
+    </w:p>
+    <w:p>
+      <w:pPr>
+        <w:ind w:left="360"/>
+        <w:rPr>
+          <w:rFonts w:ascii="Times New Roman" w:eastAsia="Times New Roman" w:hAnsi="Times New Roman" w:cs="Times New Roman"/>
+          <w:sz w:val="28"/>
+          <w:szCs w:val="28"/>
+          <w:lang w:val="en-US"/>
+        </w:rPr>
+      </w:pPr>
+      <w:r>
+        <w:rPr>
+          <w:rFonts w:ascii="Times New Roman" w:eastAsia="Times New Roman" w:hAnsi="Times New Roman" w:cs="Times New Roman"/>
+          <w:sz w:val="28"/>
+          <w:szCs w:val="28"/>
+          <w:lang w:val="en-US"/>
+        </w:rPr>
+        <w:drawing>
+          <wp:inline distT="0" distB="0" distL="0" distR="0" wp14:anchorId="6D519190" wp14:editId="6D4A3F7D">
+            <wp:extent cx="3096057" cy="1771897"/>
+            <wp:effectExtent l="0" t="0" r="9525" b="0"/>
+            <wp:docPr id="1151894501" name="Рисунок 1"/>
+            <wp:cNvGraphicFramePr>
+              <a:graphicFrameLocks xmlns:a="http://schemas.openxmlformats.org/drawingml/2006/main" noChangeAspect="1"/>
+            </wp:cNvGraphicFramePr>
+            <a:graphic xmlns:a="http://schemas.openxmlformats.org/drawingml/2006/main">
+              <a:graphicData uri="http://schemas.openxmlformats.org/drawingml/2006/picture">
+                <pic:pic xmlns:pic="http://schemas.openxmlformats.org/drawingml/2006/picture">
+                  <pic:nvPicPr>
+                    <pic:cNvPr id="1151894501" name=""/>
+                    <pic:cNvPicPr/>
+                  </pic:nvPicPr>
+                  <pic:blipFill>
+                    <a:blip r:embed="rId32"/>
+                    <a:stretch>
+                      <a:fillRect/>
+                    </a:stretch>
+                  </pic:blipFill>
+                  <pic:spPr>
+                    <a:xfrm>
+                      <a:off x="0" y="0"/>
+                      <a:ext cx="3096057" cy="1771897"/>
+                    </a:xfrm>
+                    <a:prstGeom prst="rect">
+                      <a:avLst/>
+                    </a:prstGeom>
+                  </pic:spPr>
+                </pic:pic>
+              </a:graphicData>
+            </a:graphic>
+          </wp:inline>
+        </w:drawing>
+      </w:r>
+    </w:p>
+    <w:p>
+      <w:pPr>
+        <w:ind w:left="360"/>
+        <w:rPr>
+          <w:rFonts w:ascii="Times New Roman" w:eastAsia="Times New Roman" w:hAnsi="Times New Roman" w:cs="Times New Roman"/>
+          <w:sz w:val="28"/>
+          <w:szCs w:val="28"/>
+          <w:lang w:val="ru-RU"/>
+        </w:rPr>
+      </w:pPr>
+      <w:r>
+        <w:rPr>
+          <w:rFonts w:ascii="Times New Roman" w:eastAsia="Times New Roman" w:hAnsi="Times New Roman" w:cs="Times New Roman"/>
+          <w:sz w:val="28"/>
+          <w:szCs w:val="28"/>
+          <w:lang w:val="ru-RU"/>
+        </w:rPr>
+        <w:lastRenderedPageBreak/>
+        <w:t xml:space="preserve">Соответственно все запросы к БД выполняются в виде </w:t>
+      </w:r>
+      <w:r>
+        <w:rPr>
+          <w:rFonts w:ascii="Times New Roman" w:eastAsia="Times New Roman" w:hAnsi="Times New Roman" w:cs="Times New Roman"/>
+          <w:sz w:val="28"/>
+          <w:szCs w:val="28"/>
+          <w:lang w:val="en-US"/>
+        </w:rPr>
+        <w:t>self</w:t>
+      </w:r>
+      <w:r>
+        <w:rPr>
+          <w:rFonts w:ascii="Times New Roman" w:eastAsia="Times New Roman" w:hAnsi="Times New Roman" w:cs="Times New Roman"/>
+          <w:sz w:val="28"/>
+          <w:szCs w:val="28"/>
+          <w:lang w:val="ru-RU"/>
+        </w:rPr>
+        <w:t>.</w:t>
+      </w:r>
+      <w:r>
+        <w:rPr>
+          <w:rFonts w:ascii="Times New Roman" w:eastAsia="Times New Roman" w:hAnsi="Times New Roman" w:cs="Times New Roman"/>
+          <w:sz w:val="28"/>
+          <w:szCs w:val="28"/>
+          <w:lang w:val="en-US"/>
+        </w:rPr>
+        <w:t>db</w:t>
+      </w:r>
+      <w:r>
+        <w:rPr>
+          <w:rFonts w:ascii="Times New Roman" w:eastAsia="Times New Roman" w:hAnsi="Times New Roman" w:cs="Times New Roman"/>
+          <w:sz w:val="28"/>
+          <w:szCs w:val="28"/>
+          <w:lang w:val="ru-RU"/>
+        </w:rPr>
+        <w:t>.</w:t>
+      </w:r>
+      <w:r>
+        <w:rPr>
+          <w:rFonts w:ascii="Times New Roman" w:eastAsia="Times New Roman" w:hAnsi="Times New Roman" w:cs="Times New Roman"/>
+          <w:sz w:val="28"/>
+          <w:szCs w:val="28"/>
+          <w:lang w:val="en-US"/>
+        </w:rPr>
+        <w:t>execute</w:t>
+      </w:r>
+      <w:r>
+        <w:rPr>
+          <w:rFonts w:ascii="Times New Roman" w:eastAsia="Times New Roman" w:hAnsi="Times New Roman" w:cs="Times New Roman"/>
+          <w:sz w:val="28"/>
+          <w:szCs w:val="28"/>
+          <w:lang w:val="ru-RU"/>
+        </w:rPr>
+        <w:t>_</w:t>
+      </w:r>
+      <w:r>
+        <w:rPr>
+          <w:rFonts w:ascii="Times New Roman" w:eastAsia="Times New Roman" w:hAnsi="Times New Roman" w:cs="Times New Roman"/>
+          <w:sz w:val="28"/>
+          <w:szCs w:val="28"/>
+          <w:lang w:val="en-US"/>
+        </w:rPr>
+        <w:t>querry</w:t>
+      </w:r>
+      <w:r>
+        <w:rPr>
+          <w:rFonts w:ascii="Times New Roman" w:eastAsia="Times New Roman" w:hAnsi="Times New Roman" w:cs="Times New Roman"/>
+          <w:sz w:val="28"/>
+          <w:szCs w:val="28"/>
+          <w:lang w:val="ru-RU"/>
+        </w:rPr>
+        <w:t xml:space="preserve"> </w:t>
+      </w:r>
+      <w:r>
+        <w:rPr>
+          <w:rFonts w:ascii="Times New Roman" w:eastAsia="Times New Roman" w:hAnsi="Times New Roman" w:cs="Times New Roman"/>
+          <w:sz w:val="28"/>
+          <w:szCs w:val="28"/>
+          <w:lang w:val="ru-RU"/>
+        </w:rPr>
+        <w:t xml:space="preserve">– метод класса </w:t>
+      </w:r>
+      <w:r>
+        <w:rPr>
+          <w:rFonts w:ascii="Times New Roman" w:eastAsia="Times New Roman" w:hAnsi="Times New Roman" w:cs="Times New Roman"/>
+          <w:sz w:val="28"/>
+          <w:szCs w:val="28"/>
+          <w:lang w:val="en-US"/>
+        </w:rPr>
+        <w:t>Database</w:t>
+      </w:r>
+      <w:r>
+        <w:rPr>
+          <w:rFonts w:ascii="Times New Roman" w:eastAsia="Times New Roman" w:hAnsi="Times New Roman" w:cs="Times New Roman"/>
+          <w:sz w:val="28"/>
+          <w:szCs w:val="28"/>
+          <w:lang w:val="ru-RU"/>
+        </w:rPr>
+        <w:drawing>
+          <wp:inline distT="0" distB="0" distL="0" distR="0" wp14:anchorId="246BA729" wp14:editId="50F8A5C3">
+            <wp:extent cx="5201376" cy="2896004"/>
+            <wp:effectExtent l="0" t="0" r="0" b="0"/>
+            <wp:docPr id="1814597006" name="Рисунок 1"/>
+            <wp:cNvGraphicFramePr>
+              <a:graphicFrameLocks xmlns:a="http://schemas.openxmlformats.org/drawingml/2006/main" noChangeAspect="1"/>
+            </wp:cNvGraphicFramePr>
+            <a:graphic xmlns:a="http://schemas.openxmlformats.org/drawingml/2006/main">
+              <a:graphicData uri="http://schemas.openxmlformats.org/drawingml/2006/picture">
+                <pic:pic xmlns:pic="http://schemas.openxmlformats.org/drawingml/2006/picture">
+                  <pic:nvPicPr>
+                    <pic:cNvPr id="1814597006" name=""/>
+                    <pic:cNvPicPr/>
+                  </pic:nvPicPr>
+                  <pic:blipFill>
+                    <a:blip r:embed="rId33"/>
+                    <a:stretch>
+                      <a:fillRect/>
+                    </a:stretch>
+                  </pic:blipFill>
+                  <pic:spPr>
+                    <a:xfrm>
+                      <a:off x="0" y="0"/>
+                      <a:ext cx="5201376" cy="2896004"/>
+                    </a:xfrm>
+                    <a:prstGeom prst="rect">
+                      <a:avLst/>
+                    </a:prstGeom>
+                  </pic:spPr>
+                </pic:pic>
+              </a:graphicData>
+            </a:graphic>
+          </wp:inline>
+        </w:drawing>
+      </w:r>
+    </w:p>
+    <w:p>
+      <w:pPr>
+        <w:pStyle w:val="a7"/>
+        <w:numPr>
+          <w:ilvl w:val="0"/>
+          <w:numId w:val="2"/>
+        </w:numPr>
+        <w:rPr>
+          <w:rFonts w:ascii="Times New Roman" w:eastAsia="Times New Roman" w:hAnsi="Times New Roman" w:cs="Times New Roman"/>
+          <w:sz w:val="28"/>
+          <w:szCs w:val="28"/>
+        </w:rPr>
+      </w:pPr>
+      <w:r>
+        <w:rPr>
+          <w:rFonts w:ascii="Times New Roman" w:eastAsia="Times New Roman" w:hAnsi="Times New Roman" w:cs="Times New Roman"/>
+          <w:sz w:val="28"/>
+          <w:szCs w:val="28"/>
+        </w:rPr>
+        <w:t xml:space="preserve">Конфигурация: модуль </w:t>
+      </w:r>
+      <w:r>
+        <w:rPr>
+          <w:rFonts w:ascii="Times New Roman" w:eastAsia="Times New Roman" w:hAnsi="Times New Roman" w:cs="Times New Roman"/>
+          <w:sz w:val="28"/>
+          <w:szCs w:val="28"/>
+          <w:lang w:val="en-US"/>
+        </w:rPr>
+        <w:t>AppModule</w:t>
+      </w:r>
+    </w:p>
+    <w:p>
+      <w:pPr>
+        <w:rPr>
+          <w:rFonts w:ascii="Times New Roman" w:eastAsia="Times New Roman" w:hAnsi="Times New Roman" w:cs="Times New Roman"/>
+          <w:sz w:val="28"/>
+          <w:szCs w:val="28"/>
+          <w:lang w:val="en-US"/>
+        </w:rPr>
+      </w:pPr>
+      <w:r>
+        <w:rPr>
+          <w:rFonts w:ascii="Times New Roman" w:eastAsia="Times New Roman" w:hAnsi="Times New Roman" w:cs="Times New Roman"/>
+          <w:sz w:val="28"/>
+          <w:szCs w:val="28"/>
+          <w:lang w:val="ru-RU"/>
+        </w:rPr>
+        <w:t xml:space="preserve">Файл </w:t>
+      </w:r>
+      <w:r>
+        <w:rPr>
+          <w:rFonts w:ascii="Times New Roman" w:eastAsia="Times New Roman" w:hAnsi="Times New Roman" w:cs="Times New Roman"/>
+          <w:sz w:val="28"/>
+          <w:szCs w:val="28"/>
+          <w:lang w:val="en-US"/>
+        </w:rPr>
+        <w:t>src/dependencies.py:</w:t>
+      </w:r>
+    </w:p>
+    <w:p>
+      <w:pPr>
+        <w:rPr>
+          <w:rFonts w:ascii="Times New Roman" w:eastAsia="Times New Roman" w:hAnsi="Times New Roman" w:cs="Times New Roman"/>
+          <w:sz w:val="28"/>
+          <w:szCs w:val="28"/>
+          <w:lang w:val="en-US"/>
+        </w:rPr>
+      </w:pPr>
+      <w:r>
+        <w:rPr>
+          <w:rFonts w:ascii="Times New Roman" w:eastAsia="Times New Roman" w:hAnsi="Times New Roman" w:cs="Times New Roman"/>
+          <w:sz w:val="28"/>
+          <w:szCs w:val="28"/>
+          <w:lang w:val="en-US"/>
+        </w:rPr>
+        <w:drawing>
+          <wp:inline distT="0" distB="0" distL="0" distR="0" wp14:anchorId="0FD7D954" wp14:editId="2AED3F3E">
+            <wp:extent cx="5940425" cy="4629150"/>
+            <wp:effectExtent l="0" t="0" r="3175" b="0"/>
+            <wp:docPr id="212509903" name="Рисунок 1"/>
+            <wp:cNvGraphicFramePr>
+              <a:graphicFrameLocks xmlns:a="http://schemas.openxmlformats.org/drawingml/2006/main" noChangeAspect="1"/>
+            </wp:cNvGraphicFramePr>
+            <a:graphic xmlns:a="http://schemas.openxmlformats.org/drawingml/2006/main">
+              <a:graphicData uri="http://schemas.openxmlformats.org/drawingml/2006/picture">
+                <pic:pic xmlns:pic="http://schemas.openxmlformats.org/drawingml/2006/picture">
+                  <pic:nvPicPr>
+                    <pic:cNvPr id="212509903" name=""/>
+                    <pic:cNvPicPr/>
+                  </pic:nvPicPr>
+                  <pic:blipFill>
+                    <a:blip r:embed="rId34"/>
+                    <a:stretch>
+                      <a:fillRect/>
+                    </a:stretch>
+                  </pic:blipFill>
+                  <pic:spPr>
+                    <a:xfrm>
+                      <a:off x="0" y="0"/>
+                      <a:ext cx="5940425" cy="4629150"/>
+                    </a:xfrm>
+                    <a:prstGeom prst="rect">
+                      <a:avLst/>
+                    </a:prstGeom>
+                  </pic:spPr>
+                </pic:pic>
+              </a:graphicData>
+            </a:graphic>
+          </wp:inline>
+        </w:drawing>
+      </w:r>
+    </w:p>
+    <w:p>
+      <w:pPr>
+        <w:numPr>
+          <w:ilvl w:val="0"/>
+          <w:numId w:val="3"/>
+        </w:numPr>
+        <w:rPr>
+          <w:rFonts w:ascii="Times New Roman" w:eastAsia="Times New Roman" w:hAnsi="Times New Roman" w:cs="Times New Roman"/>
+          <w:sz w:val="28"/>
+          <w:szCs w:val="28"/>
+          <w:lang w:val="ru-RU"/>
+        </w:rPr>
+      </w:pPr>
+      <w:r>
+        <w:rPr>
+          <w:rFonts w:ascii="Times New Roman" w:eastAsia="Times New Roman" w:hAnsi="Times New Roman" w:cs="Times New Roman"/>
+          <w:sz w:val="28"/>
+          <w:szCs w:val="28"/>
+          <w:lang w:val="ru-RU"/>
+        </w:rPr>
+        <w:t>@provider указывает, что метод поставляет зависимость.</w:t>
+      </w:r>
+    </w:p>
+    <w:p>
+      <w:pPr>
+        <w:numPr>
+          <w:ilvl w:val="0"/>
+          <w:numId w:val="3"/>
+        </w:numPr>
+        <w:rPr>
+          <w:rFonts w:ascii="Times New Roman" w:eastAsia="Times New Roman" w:hAnsi="Times New Roman" w:cs="Times New Roman"/>
+          <w:sz w:val="28"/>
+          <w:szCs w:val="28"/>
+          <w:lang w:val="ru-RU"/>
+        </w:rPr>
+      </w:pPr>
+      <w:r>
+        <w:rPr>
+          <w:rFonts w:ascii="Times New Roman" w:eastAsia="Times New Roman" w:hAnsi="Times New Roman" w:cs="Times New Roman"/>
+          <w:sz w:val="28"/>
+          <w:szCs w:val="28"/>
+          <w:lang w:val="ru-RU"/>
+        </w:rPr>
+        <w:lastRenderedPageBreak/>
+        <w:t>@singleton гарантирует, что на всё время работы приложения будет создан только один экземпляр (например, одно подключение к БД).</w:t>
+      </w:r>
+    </w:p>
+    <w:p>
+      <w:pPr>
+        <w:numPr>
+          <w:ilvl w:val="0"/>
+          <w:numId w:val="3"/>
+        </w:numPr>
+        <w:rPr>
+          <w:rFonts w:ascii="Times New Roman" w:eastAsia="Times New Roman" w:hAnsi="Times New Roman" w:cs="Times New Roman"/>
+          <w:sz w:val="28"/>
+          <w:szCs w:val="28"/>
+          <w:lang w:val="ru-RU"/>
+        </w:rPr>
+      </w:pPr>
+      <w:r>
+        <w:rPr>
+          <w:rFonts w:ascii="Times New Roman" w:eastAsia="Times New Roman" w:hAnsi="Times New Roman" w:cs="Times New Roman"/>
+          <w:sz w:val="28"/>
+          <w:szCs w:val="28"/>
+          <w:lang w:val="ru-RU"/>
+        </w:rPr>
+        <w:t>Injector автоматически передаёт db в provide_event_model, потому что знает, как создать Database.</w:t>
+      </w:r>
+    </w:p>
+    <w:p>
+      <w:pPr>
+        <w:pStyle w:val="a7"/>
+        <w:numPr>
+          <w:ilvl w:val="0"/>
+          <w:numId w:val="2"/>
+        </w:numPr>
+        <w:rPr>
+          <w:rFonts w:ascii="Times New Roman" w:eastAsia="Times New Roman" w:hAnsi="Times New Roman" w:cs="Times New Roman"/>
+          <w:sz w:val="28"/>
+          <w:szCs w:val="28"/>
+        </w:rPr>
+      </w:pPr>
+      <w:r>
+        <w:rPr>
+          <w:rFonts w:ascii="Times New Roman" w:eastAsia="Times New Roman" w:hAnsi="Times New Roman" w:cs="Times New Roman"/>
+          <w:sz w:val="28"/>
+          <w:szCs w:val="28"/>
+        </w:rPr>
+        <w:t>Инициализация в прилоожении (</w:t>
+      </w:r>
+      <w:r>
+        <w:rPr>
+          <w:rFonts w:ascii="Times New Roman" w:eastAsia="Times New Roman" w:hAnsi="Times New Roman" w:cs="Times New Roman"/>
+          <w:sz w:val="28"/>
+          <w:szCs w:val="28"/>
+          <w:lang w:val="en-US"/>
+        </w:rPr>
+        <w:t>app</w:t>
+      </w:r>
+      <w:r>
+        <w:rPr>
+          <w:rFonts w:ascii="Times New Roman" w:eastAsia="Times New Roman" w:hAnsi="Times New Roman" w:cs="Times New Roman"/>
+          <w:sz w:val="28"/>
+          <w:szCs w:val="28"/>
+        </w:rPr>
+        <w:t>.</w:t>
+      </w:r>
+      <w:r>
+        <w:rPr>
+          <w:rFonts w:ascii="Times New Roman" w:eastAsia="Times New Roman" w:hAnsi="Times New Roman" w:cs="Times New Roman"/>
+          <w:sz w:val="28"/>
+          <w:szCs w:val="28"/>
+          <w:lang w:val="en-US"/>
+        </w:rPr>
+        <w:t>py</w:t>
+      </w:r>
+      <w:r>
+        <w:rPr>
+          <w:rFonts w:ascii="Times New Roman" w:eastAsia="Times New Roman" w:hAnsi="Times New Roman" w:cs="Times New Roman"/>
+          <w:sz w:val="28"/>
+          <w:szCs w:val="28"/>
+        </w:rPr>
+        <w:t>)</w:t>
+      </w:r>
+      <w:r>
+        <w:rPr>
+          <w:rFonts w:ascii="Times New Roman" w:eastAsia="Times New Roman" w:hAnsi="Times New Roman" w:cs="Times New Roman"/>
+          <w:sz w:val="28"/>
+          <w:szCs w:val="28"/>
+        </w:rPr>
+        <w:t xml:space="preserve">. Важно было инициализировать </w:t>
+      </w:r>
+      <w:r>
+        <w:rPr>
+          <w:rFonts w:ascii="Times New Roman" w:eastAsia="Times New Roman" w:hAnsi="Times New Roman" w:cs="Times New Roman"/>
+          <w:sz w:val="28"/>
+          <w:szCs w:val="28"/>
+          <w:lang w:val="en-US"/>
+        </w:rPr>
+        <w:t>Flask</w:t>
+      </w:r>
+      <w:r>
+        <w:rPr>
+          <w:rFonts w:ascii="Times New Roman" w:eastAsia="Times New Roman" w:hAnsi="Times New Roman" w:cs="Times New Roman"/>
+          <w:sz w:val="28"/>
+          <w:szCs w:val="28"/>
+        </w:rPr>
+        <w:t>-</w:t>
+      </w:r>
+      <w:r>
+        <w:rPr>
+          <w:rFonts w:ascii="Times New Roman" w:eastAsia="Times New Roman" w:hAnsi="Times New Roman" w:cs="Times New Roman"/>
+          <w:sz w:val="28"/>
+          <w:szCs w:val="28"/>
+          <w:lang w:val="en-US"/>
+        </w:rPr>
+        <w:t>Injector</w:t>
+      </w:r>
+      <w:r>
+        <w:rPr>
+          <w:rFonts w:ascii="Times New Roman" w:eastAsia="Times New Roman" w:hAnsi="Times New Roman" w:cs="Times New Roman"/>
+          <w:sz w:val="28"/>
+          <w:szCs w:val="28"/>
+        </w:rPr>
+        <w:t xml:space="preserve"> </w:t>
+      </w:r>
+      <w:r>
+        <w:rPr>
+          <w:rFonts w:ascii="Times New Roman" w:eastAsia="Times New Roman" w:hAnsi="Times New Roman" w:cs="Times New Roman"/>
+          <w:sz w:val="28"/>
+          <w:szCs w:val="28"/>
+        </w:rPr>
+        <w:t>ПОСЛЕ всех контроллеров:</w:t>
+      </w:r>
+    </w:p>
+    <w:p>
+      <w:pPr>
+        <w:rPr>
+          <w:rFonts w:ascii="Times New Roman" w:eastAsia="Times New Roman" w:hAnsi="Times New Roman" w:cs="Times New Roman"/>
+          <w:sz w:val="28"/>
+          <w:szCs w:val="28"/>
+          <w:lang w:val="ru-RU"/>
+        </w:rPr>
+      </w:pPr>
+      <w:r>
+        <w:rPr>
+          <w:rFonts w:ascii="Times New Roman" w:eastAsia="Times New Roman" w:hAnsi="Times New Roman" w:cs="Times New Roman"/>
+          <w:sz w:val="28"/>
+          <w:szCs w:val="28"/>
+          <w:lang w:val="ru-RU"/>
+        </w:rPr>
+        <w:drawing>
+          <wp:inline distT="0" distB="0" distL="0" distR="0" wp14:anchorId="114BE605" wp14:editId="3B90CC39">
+            <wp:extent cx="5940425" cy="2933065"/>
+            <wp:effectExtent l="0" t="0" r="3175" b="635"/>
+            <wp:docPr id="1651019448" name="Рисунок 1"/>
+            <wp:cNvGraphicFramePr>
+              <a:graphicFrameLocks xmlns:a="http://schemas.openxmlformats.org/drawingml/2006/main" noChangeAspect="1"/>
+            </wp:cNvGraphicFramePr>
+            <a:graphic xmlns:a="http://schemas.openxmlformats.org/drawingml/2006/main">
+              <a:graphicData uri="http://schemas.openxmlformats.org/drawingml/2006/picture">
+                <pic:pic xmlns:pic="http://schemas.openxmlformats.org/drawingml/2006/picture">
+                  <pic:nvPicPr>
+                    <pic:cNvPr id="1651019448" name=""/>
+                    <pic:cNvPicPr/>
+                  </pic:nvPicPr>
+                  <pic:blipFill>
+                    <a:blip r:embed="rId35"/>
+                    <a:stretch>
+                      <a:fillRect/>
+                    </a:stretch>
+                  </pic:blipFill>
+                  <pic:spPr>
+                    <a:xfrm>
+                      <a:off x="0" y="0"/>
+                      <a:ext cx="5940425" cy="2933065"/>
+                    </a:xfrm>
+                    <a:prstGeom prst="rect">
+                      <a:avLst/>
+                    </a:prstGeom>
+                  </pic:spPr>
+                </pic:pic>
+              </a:graphicData>
+            </a:graphic>
+          </wp:inline>
+        </w:drawing>
+      </w:r>
+    </w:p>
+    <w:p>
+      <w:pPr>
+        <w:pStyle w:val="a7"/>
+        <w:numPr>
+          <w:ilvl w:val="0"/>
+          <w:numId w:val="2"/>
+        </w:numPr>
+        <w:rPr>
+          <w:rFonts w:ascii="Times New Roman" w:eastAsia="Times New Roman" w:hAnsi="Times New Roman" w:cs="Times New Roman"/>
+          <w:sz w:val="28"/>
+          <w:szCs w:val="28"/>
+        </w:rPr>
+      </w:pPr>
+      <w:r>
+        <w:rPr>
+          <w:rFonts w:ascii="Times New Roman" w:eastAsia="Times New Roman" w:hAnsi="Times New Roman" w:cs="Times New Roman"/>
+          <w:sz w:val="28"/>
+          <w:szCs w:val="28"/>
+        </w:rPr>
+        <w:t xml:space="preserve">В контроллере </w:t>
+      </w:r>
+      <w:r>
+        <w:rPr>
+          <w:rFonts w:ascii="Times New Roman" w:eastAsia="Times New Roman" w:hAnsi="Times New Roman" w:cs="Times New Roman"/>
+          <w:sz w:val="28"/>
+          <w:szCs w:val="28"/>
+          <w:lang w:val="en-US"/>
+        </w:rPr>
+        <w:t>plan</w:t>
+      </w:r>
+      <w:r>
+        <w:rPr>
+          <w:rFonts w:ascii="Times New Roman" w:eastAsia="Times New Roman" w:hAnsi="Times New Roman" w:cs="Times New Roman"/>
+          <w:sz w:val="28"/>
+          <w:szCs w:val="28"/>
+        </w:rPr>
+        <w:t>(…)</w:t>
+      </w:r>
+      <w:r>
+        <w:rPr>
+          <w:rFonts w:ascii="Times New Roman" w:eastAsia="Times New Roman" w:hAnsi="Times New Roman" w:cs="Times New Roman"/>
+          <w:sz w:val="28"/>
+          <w:szCs w:val="28"/>
+        </w:rPr>
+        <w:t xml:space="preserve"> я использовала декоратор </w:t>
+      </w:r>
+      <w:r>
+        <w:rPr>
+          <w:rFonts w:ascii="Times New Roman" w:eastAsia="Times New Roman" w:hAnsi="Times New Roman" w:cs="Times New Roman"/>
+          <w:sz w:val="28"/>
+          <w:szCs w:val="28"/>
+        </w:rPr>
+        <w:t>@</w:t>
+      </w:r>
+      <w:r>
+        <w:rPr>
+          <w:rFonts w:ascii="Times New Roman" w:eastAsia="Times New Roman" w:hAnsi="Times New Roman" w:cs="Times New Roman"/>
+          <w:sz w:val="28"/>
+          <w:szCs w:val="28"/>
+          <w:lang w:val="en-US"/>
+        </w:rPr>
+        <w:t>inject</w:t>
+      </w:r>
+      <w:r>
+        <w:rPr>
+          <w:rFonts w:ascii="Times New Roman" w:eastAsia="Times New Roman" w:hAnsi="Times New Roman" w:cs="Times New Roman"/>
+          <w:sz w:val="28"/>
+          <w:szCs w:val="28"/>
+        </w:rPr>
+        <w:t xml:space="preserve">, чтобы </w:t>
+      </w:r>
+      <w:r>
+        <w:rPr>
+          <w:rFonts w:ascii="Times New Roman" w:eastAsia="Times New Roman" w:hAnsi="Times New Roman" w:cs="Times New Roman"/>
+          <w:sz w:val="28"/>
+          <w:szCs w:val="28"/>
+          <w:lang w:val="en-US"/>
+        </w:rPr>
+        <w:t>flask</w:t>
+      </w:r>
+      <w:r>
+        <w:rPr>
+          <w:rFonts w:ascii="Times New Roman" w:eastAsia="Times New Roman" w:hAnsi="Times New Roman" w:cs="Times New Roman"/>
+          <w:sz w:val="28"/>
+          <w:szCs w:val="28"/>
+        </w:rPr>
+        <w:t>-</w:t>
+      </w:r>
+      <w:r>
+        <w:rPr>
+          <w:rFonts w:ascii="Times New Roman" w:eastAsia="Times New Roman" w:hAnsi="Times New Roman" w:cs="Times New Roman"/>
+          <w:sz w:val="28"/>
+          <w:szCs w:val="28"/>
+          <w:lang w:val="en-US"/>
+        </w:rPr>
+        <w:t>injector</w:t>
+      </w:r>
+      <w:r>
+        <w:rPr>
+          <w:rFonts w:ascii="Times New Roman" w:eastAsia="Times New Roman" w:hAnsi="Times New Roman" w:cs="Times New Roman"/>
+          <w:sz w:val="28"/>
+          <w:szCs w:val="28"/>
+        </w:rPr>
+        <w:t xml:space="preserve"> </w:t>
+      </w:r>
+      <w:r>
+        <w:rPr>
+          <w:rFonts w:ascii="Times New Roman" w:eastAsia="Times New Roman" w:hAnsi="Times New Roman" w:cs="Times New Roman"/>
+          <w:sz w:val="28"/>
+          <w:szCs w:val="28"/>
+        </w:rPr>
+        <w:t>автоматически представил готовые объекты при вызове. Также в функцию нужно было передать необходимые зависимости как аргументы функции</w:t>
+      </w:r>
+    </w:p>
+    <w:p>
+      <w:pPr>
+        <w:rPr>
+          <w:rFonts w:ascii="Times New Roman" w:eastAsia="Times New Roman" w:hAnsi="Times New Roman" w:cs="Times New Roman"/>
+          <w:sz w:val="28"/>
+          <w:szCs w:val="28"/>
+          <w:lang w:val="ru-RU"/>
+        </w:rPr>
+      </w:pPr>
+      <w:r>
+        <w:rPr>
+          <w:rFonts w:ascii="Times New Roman" w:eastAsia="Times New Roman" w:hAnsi="Times New Roman" w:cs="Times New Roman"/>
+          <w:sz w:val="28"/>
+          <w:szCs w:val="28"/>
+          <w:lang w:val="ru-RU"/>
+        </w:rPr>
+        <w:drawing>
+          <wp:inline distT="0" distB="0" distL="0" distR="0" wp14:anchorId="123CD52E" wp14:editId="61996BEC">
+            <wp:extent cx="5940425" cy="1807210"/>
+            <wp:effectExtent l="0" t="0" r="3175" b="2540"/>
+            <wp:docPr id="440863142" name="Рисунок 1"/>
+            <wp:cNvGraphicFramePr>
+              <a:graphicFrameLocks xmlns:a="http://schemas.openxmlformats.org/drawingml/2006/main" noChangeAspect="1"/>
+            </wp:cNvGraphicFramePr>
+            <a:graphic xmlns:a="http://schemas.openxmlformats.org/drawingml/2006/main">
+              <a:graphicData uri="http://schemas.openxmlformats.org/drawingml/2006/picture">
+                <pic:pic xmlns:pic="http://schemas.openxmlformats.org/drawingml/2006/picture">
+                  <pic:nvPicPr>
+                    <pic:cNvPr id="440863142" name=""/>
+                    <pic:cNvPicPr/>
+                  </pic:nvPicPr>
+                  <pic:blipFill>
+                    <a:blip r:embed="rId36"/>
+                    <a:stretch>
+                      <a:fillRect/>
+                    </a:stretch>
+                  </pic:blipFill>
+                  <pic:spPr>
+                    <a:xfrm>
+                      <a:off x="0" y="0"/>
+                      <a:ext cx="5940425" cy="1807210"/>
+                    </a:xfrm>
+                    <a:prstGeom prst="rect">
+                      <a:avLst/>
+                    </a:prstGeom>
+                  </pic:spPr>
+                </pic:pic>
+              </a:graphicData>
+            </a:graphic>
+          </wp:inline>
+        </w:drawing>
+      </w:r>
+    </w:p>
+    <w:p>
+      <w:pPr>
+        <w:ind w:left="360"/>
+        <w:rPr>
+          <w:rFonts w:ascii="Times New Roman" w:eastAsia="Times New Roman" w:hAnsi="Times New Roman" w:cs="Times New Roman"/>
+          <w:sz w:val="28"/>
+          <w:szCs w:val="28"/>
+          <w:lang w:val="ru-RU"/>
+        </w:rPr>
+      </w:pPr>
     </w:p>
     <w:p>
       <w:pPr>
@@ -3438,6 +4662,7 @@
           <w:szCs w:val="28"/>
           <w:lang w:val="ru-RU"/>
         </w:rPr>
+        <w:lastRenderedPageBreak/>
         <w:drawing>
           <wp:inline distT="0" distB="0" distL="0" distR="0" wp14:anchorId="63BBEB21" wp14:editId="3B3848A6">
             <wp:extent cx="2086266" cy="1514686"/>
@@ -3454,7 +4679,7 @@
                     <pic:cNvPicPr/>
                   </pic:nvPicPr>
                   <pic:blipFill>
-                    <a:blip r:embed="rId24"/>
+                    <a:blip r:embed="rId37"/>
                     <a:stretch>
                       <a:fillRect/>
                     </a:stretch>
@@ -3500,7 +4725,7 @@
           <w:szCs w:val="28"/>
           <w:lang w:val="ru-RU"/>
         </w:rPr>
-        <w:t xml:space="preserve">этот файл был дообавлен в </w:t>
+        <w:t xml:space="preserve">этот файл был добавлен в </w:t>
       </w:r>
       <w:r>
         <w:rPr>
@@ -3543,9 +4768,158 @@
 <file path=word/numbering.xml><?xml version="1.0" encoding="utf-8"?>
 <w:numbering xmlns:wpc="http://schemas.microsoft.com/office/word/2010/wordprocessingCanvas" xmlns:cx="http://schemas.microsoft.com/office/drawing/2014/chartex" xmlns:cx1="http://schemas.microsoft.com/office/drawing/2015/9/8/chartex" xmlns:cx2="http://schemas.microsoft.com/office/drawing/2015/10/21/chartex" xmlns:cx3="http://schemas.microsoft.com/office/drawing/2016/5/9/chartex" xmlns:cx4="http://schemas.microsoft.com/office/drawing/2016/5/10/chartex" xmlns:cx5="http://schemas.microsoft.com/office/drawing/2016/5/11/chartex" xmlns:cx6="http://schemas.microsoft.com/office/drawing/2016/5/12/chartex" xmlns:cx7="http://schemas.microsoft.com/office/drawing/2016/5/13/chartex" xmlns:cx8="http://schemas.microsoft.com/office/drawing/2016/5/14/chartex" xmlns:mc="http://schemas.openxmlformats.org/markup-compatibility/2006" xmlns:aink="http://schemas.microsoft.com/office/drawing/2016/ink" xmlns:am3d="http://schemas.microsoft.com/office/drawing/2017/model3d" xmlns:o="urn:schemas-microsoft-com:office:office" xmlns:oel="http://schemas.microsoft.com/office/2019/extlst" xmlns:r="http://schemas.openxmlformats.org/officeDocument/2006/relationships" xmlns:m="http://schemas.openxmlformats.org/officeDocument/2006/math" xmlns:v="urn:schemas-microsoft-com:vml" xmlns:wp14="http://schemas.microsoft.com/office/word/2010/wordprocessingDrawing" xmlns:wp="http://schemas.openxmlformats.org/drawingml/2006/wordprocessingDrawing" xmlns:w10="urn:schemas-microsoft-com:office:word" xmlns:w="http://schemas.openxmlformats.org/wordprocessingml/2006/main" xmlns:w14="http://schemas.microsoft.com/office/word/2010/wordml" xmlns:w15="http://schemas.microsoft.com/office/word/2012/wordml" xmlns:w16cex="http://schemas.microsoft.com/office/word/2018/wordml/cex" xmlns:w16cid="http://schemas.microsoft.com/office/word/2016/wordml/cid" xmlns:w16="http://schemas.microsoft.com/office/word/2018/wordml" xmlns:w16du="http://schemas.microsoft.com/office/word/2023/wordml/word16du" xmlns:w16sdtdh="http://schemas.microsoft.com/office/word/2020/wordml/sdtdatahash" xmlns:w16sdtfl="http://schemas.microsoft.com/office/word/2024/wordml/sdtformatlock" xmlns:w16se="http://schemas.microsoft.com/office/word/2015/wordml/symex" xmlns:wpg="http://schemas.microsoft.com/office/word/2010/wordprocessingGroup" xmlns:wpi="http://schemas.microsoft.com/office/word/2010/wordprocessingInk" xmlns:wne="http://schemas.microsoft.com/office/word/2006/wordml" xmlns:wps="http://schemas.microsoft.com/office/word/2010/wordprocessingShape" mc:Ignorable="w14 w15 w16se w16cid w16 w16cex w16sdtdh w16sdtfl w16du wp14">
   <w:abstractNum w:abstractNumId="0" w15:restartNumberingAfterBreak="0">
-    <w:nsid w:val="4E090251"/>
+    <w:nsid w:val="054B2C26"/>
+    <w:multiLevelType w:val="multilevel"/>
+    <w:tmpl w:val="C728EDA2"/>
+    <w:lvl w:ilvl="0">
+      <w:start w:val="1"/>
+      <w:numFmt w:val="bullet"/>
+      <w:lvlText w:val=""/>
+      <w:lvlJc w:val="left"/>
+      <w:pPr>
+        <w:tabs>
+          <w:tab w:val="num" w:pos="720"/>
+        </w:tabs>
+        <w:ind w:left="720" w:hanging="360"/>
+      </w:pPr>
+      <w:rPr>
+        <w:rFonts w:ascii="Symbol" w:hAnsi="Symbol" w:hint="default"/>
+        <w:sz w:val="20"/>
+      </w:rPr>
+    </w:lvl>
+    <w:lvl w:ilvl="1" w:tentative="1">
+      <w:start w:val="1"/>
+      <w:numFmt w:val="bullet"/>
+      <w:lvlText w:val="o"/>
+      <w:lvlJc w:val="left"/>
+      <w:pPr>
+        <w:tabs>
+          <w:tab w:val="num" w:pos="1440"/>
+        </w:tabs>
+        <w:ind w:left="1440" w:hanging="360"/>
+      </w:pPr>
+      <w:rPr>
+        <w:rFonts w:ascii="Courier New" w:hAnsi="Courier New" w:hint="default"/>
+        <w:sz w:val="20"/>
+      </w:rPr>
+    </w:lvl>
+    <w:lvl w:ilvl="2" w:tentative="1">
+      <w:start w:val="1"/>
+      <w:numFmt w:val="bullet"/>
+      <w:lvlText w:val=""/>
+      <w:lvlJc w:val="left"/>
+      <w:pPr>
+        <w:tabs>
+          <w:tab w:val="num" w:pos="2160"/>
+        </w:tabs>
+        <w:ind w:left="2160" w:hanging="360"/>
+      </w:pPr>
+      <w:rPr>
+        <w:rFonts w:ascii="Wingdings" w:hAnsi="Wingdings" w:hint="default"/>
+        <w:sz w:val="20"/>
+      </w:rPr>
+    </w:lvl>
+    <w:lvl w:ilvl="3" w:tentative="1">
+      <w:start w:val="1"/>
+      <w:numFmt w:val="bullet"/>
+      <w:lvlText w:val=""/>
+      <w:lvlJc w:val="left"/>
+      <w:pPr>
+        <w:tabs>
+          <w:tab w:val="num" w:pos="2880"/>
+        </w:tabs>
+        <w:ind w:left="2880" w:hanging="360"/>
+      </w:pPr>
+      <w:rPr>
+        <w:rFonts w:ascii="Wingdings" w:hAnsi="Wingdings" w:hint="default"/>
+        <w:sz w:val="20"/>
+      </w:rPr>
+    </w:lvl>
+    <w:lvl w:ilvl="4" w:tentative="1">
+      <w:start w:val="1"/>
+      <w:numFmt w:val="bullet"/>
+      <w:lvlText w:val=""/>
+      <w:lvlJc w:val="left"/>
+      <w:pPr>
+        <w:tabs>
+          <w:tab w:val="num" w:pos="3600"/>
+        </w:tabs>
+        <w:ind w:left="3600" w:hanging="360"/>
+      </w:pPr>
+      <w:rPr>
+        <w:rFonts w:ascii="Wingdings" w:hAnsi="Wingdings" w:hint="default"/>
+        <w:sz w:val="20"/>
+      </w:rPr>
+    </w:lvl>
+    <w:lvl w:ilvl="5" w:tentative="1">
+      <w:start w:val="1"/>
+      <w:numFmt w:val="bullet"/>
+      <w:lvlText w:val=""/>
+      <w:lvlJc w:val="left"/>
+      <w:pPr>
+        <w:tabs>
+          <w:tab w:val="num" w:pos="4320"/>
+        </w:tabs>
+        <w:ind w:left="4320" w:hanging="360"/>
+      </w:pPr>
+      <w:rPr>
+        <w:rFonts w:ascii="Wingdings" w:hAnsi="Wingdings" w:hint="default"/>
+        <w:sz w:val="20"/>
+      </w:rPr>
+    </w:lvl>
+    <w:lvl w:ilvl="6" w:tentative="1">
+      <w:start w:val="1"/>
+      <w:numFmt w:val="bullet"/>
+      <w:lvlText w:val=""/>
+      <w:lvlJc w:val="left"/>
+      <w:pPr>
+        <w:tabs>
+          <w:tab w:val="num" w:pos="5040"/>
+        </w:tabs>
+        <w:ind w:left="5040" w:hanging="360"/>
+      </w:pPr>
+      <w:rPr>
+        <w:rFonts w:ascii="Wingdings" w:hAnsi="Wingdings" w:hint="default"/>
+        <w:sz w:val="20"/>
+      </w:rPr>
+    </w:lvl>
+    <w:lvl w:ilvl="7" w:tentative="1">
+      <w:start w:val="1"/>
+      <w:numFmt w:val="bullet"/>
+      <w:lvlText w:val=""/>
+      <w:lvlJc w:val="left"/>
+      <w:pPr>
+        <w:tabs>
+          <w:tab w:val="num" w:pos="5760"/>
+        </w:tabs>
+        <w:ind w:left="5760" w:hanging="360"/>
+      </w:pPr>
+      <w:rPr>
+        <w:rFonts w:ascii="Wingdings" w:hAnsi="Wingdings" w:hint="default"/>
+        <w:sz w:val="20"/>
+      </w:rPr>
+    </w:lvl>
+    <w:lvl w:ilvl="8" w:tentative="1">
+      <w:start w:val="1"/>
+      <w:numFmt w:val="bullet"/>
+      <w:lvlText w:val=""/>
+      <w:lvlJc w:val="left"/>
+      <w:pPr>
+        <w:tabs>
+          <w:tab w:val="num" w:pos="6480"/>
+        </w:tabs>
+        <w:ind w:left="6480" w:hanging="360"/>
+      </w:pPr>
+      <w:rPr>
+        <w:rFonts w:ascii="Wingdings" w:hAnsi="Wingdings" w:hint="default"/>
+        <w:sz w:val="20"/>
+      </w:rPr>
+    </w:lvl>
+  </w:abstractNum>
+  <w:abstractNum w:abstractNumId="1" w15:restartNumberingAfterBreak="0">
+    <w:nsid w:val="0C64107C"/>
     <w:multiLevelType w:val="hybridMultilevel"/>
-    <w:tmpl w:val="BA9A49E4"/>
+    <w:tmpl w:val="9CC81F4E"/>
     <w:lvl w:ilvl="0" w:tplc="0419000F">
       <w:start w:val="1"/>
       <w:numFmt w:val="decimal"/>
@@ -3631,7 +5005,102 @@
       </w:pPr>
     </w:lvl>
   </w:abstractNum>
+  <w:abstractNum w:abstractNumId="2" w15:restartNumberingAfterBreak="0">
+    <w:nsid w:val="4E090251"/>
+    <w:multiLevelType w:val="hybridMultilevel"/>
+    <w:tmpl w:val="BA9A49E4"/>
+    <w:lvl w:ilvl="0" w:tplc="0419000F">
+      <w:start w:val="1"/>
+      <w:numFmt w:val="decimal"/>
+      <w:lvlText w:val="%1."/>
+      <w:lvlJc w:val="left"/>
+      <w:pPr>
+        <w:ind w:left="720" w:hanging="360"/>
+      </w:pPr>
+      <w:rPr>
+        <w:rFonts w:hint="default"/>
+      </w:rPr>
+    </w:lvl>
+    <w:lvl w:ilvl="1" w:tplc="04190019" w:tentative="1">
+      <w:start w:val="1"/>
+      <w:numFmt w:val="lowerLetter"/>
+      <w:lvlText w:val="%2."/>
+      <w:lvlJc w:val="left"/>
+      <w:pPr>
+        <w:ind w:left="1440" w:hanging="360"/>
+      </w:pPr>
+    </w:lvl>
+    <w:lvl w:ilvl="2" w:tplc="0419001B" w:tentative="1">
+      <w:start w:val="1"/>
+      <w:numFmt w:val="lowerRoman"/>
+      <w:lvlText w:val="%3."/>
+      <w:lvlJc w:val="right"/>
+      <w:pPr>
+        <w:ind w:left="2160" w:hanging="180"/>
+      </w:pPr>
+    </w:lvl>
+    <w:lvl w:ilvl="3" w:tplc="0419000F" w:tentative="1">
+      <w:start w:val="1"/>
+      <w:numFmt w:val="decimal"/>
+      <w:lvlText w:val="%4."/>
+      <w:lvlJc w:val="left"/>
+      <w:pPr>
+        <w:ind w:left="2880" w:hanging="360"/>
+      </w:pPr>
+    </w:lvl>
+    <w:lvl w:ilvl="4" w:tplc="04190019" w:tentative="1">
+      <w:start w:val="1"/>
+      <w:numFmt w:val="lowerLetter"/>
+      <w:lvlText w:val="%5."/>
+      <w:lvlJc w:val="left"/>
+      <w:pPr>
+        <w:ind w:left="3600" w:hanging="360"/>
+      </w:pPr>
+    </w:lvl>
+    <w:lvl w:ilvl="5" w:tplc="0419001B" w:tentative="1">
+      <w:start w:val="1"/>
+      <w:numFmt w:val="lowerRoman"/>
+      <w:lvlText w:val="%6."/>
+      <w:lvlJc w:val="right"/>
+      <w:pPr>
+        <w:ind w:left="4320" w:hanging="180"/>
+      </w:pPr>
+    </w:lvl>
+    <w:lvl w:ilvl="6" w:tplc="0419000F" w:tentative="1">
+      <w:start w:val="1"/>
+      <w:numFmt w:val="decimal"/>
+      <w:lvlText w:val="%7."/>
+      <w:lvlJc w:val="left"/>
+      <w:pPr>
+        <w:ind w:left="5040" w:hanging="360"/>
+      </w:pPr>
+    </w:lvl>
+    <w:lvl w:ilvl="7" w:tplc="04190019" w:tentative="1">
+      <w:start w:val="1"/>
+      <w:numFmt w:val="lowerLetter"/>
+      <w:lvlText w:val="%8."/>
+      <w:lvlJc w:val="left"/>
+      <w:pPr>
+        <w:ind w:left="5760" w:hanging="360"/>
+      </w:pPr>
+    </w:lvl>
+    <w:lvl w:ilvl="8" w:tplc="0419001B" w:tentative="1">
+      <w:start w:val="1"/>
+      <w:numFmt w:val="lowerRoman"/>
+      <w:lvlText w:val="%9."/>
+      <w:lvlJc w:val="right"/>
+      <w:pPr>
+        <w:ind w:left="6480" w:hanging="180"/>
+      </w:pPr>
+    </w:lvl>
+  </w:abstractNum>
   <w:num w:numId="1" w16cid:durableId="2120417311">
+    <w:abstractNumId w:val="2"/>
+  </w:num>
+  <w:num w:numId="2" w16cid:durableId="1825858174">
+    <w:abstractNumId w:val="1"/>
+  </w:num>
+  <w:num w:numId="3" w16cid:durableId="2048986654">
     <w:abstractNumId w:val="0"/>
   </w:num>
 </w:numbering>
@@ -4291,7 +5760,6 @@
   <w:style w:type="character" w:default="1" w:styleId="a0">
     <w:name w:val="Default Paragraph Font"/>
     <w:uiPriority w:val="1"/>
-    <w:semiHidden/>
     <w:unhideWhenUsed/>
   </w:style>
   <w:style w:type="table" w:default="1" w:styleId="a1">
@@ -4632,6 +6100,29 @@
       <w:spacing w:val="5"/>
     </w:rPr>
   </w:style>
+  <w:style w:type="character" w:styleId="ac">
+    <w:name w:val="Hyperlink"/>
+    <w:basedOn w:val="a0"/>
+    <w:uiPriority w:val="99"/>
+    <w:unhideWhenUsed/>
+    <w:rsid w:val="003E7C75"/>
+    <w:rPr>
+      <w:color w:val="0563C1" w:themeColor="hyperlink"/>
+      <w:u w:val="single"/>
+    </w:rPr>
+  </w:style>
+  <w:style w:type="character" w:styleId="ad">
+    <w:name w:val="Unresolved Mention"/>
+    <w:basedOn w:val="a0"/>
+    <w:uiPriority w:val="99"/>
+    <w:semiHidden/>
+    <w:unhideWhenUsed/>
+    <w:rsid w:val="003E7C75"/>
+    <w:rPr>
+      <w:color w:val="605E5C"/>
+      <w:shd w:val="clear" w:color="auto" w:fill="E1DFDD"/>
+    </w:rPr>
+  </w:style>
 </w:styles>
 </file>
 
